--- a/docs/BaoCao_DeTai1_NhanMaTran_MPI.docx
+++ b/docs/BaoCao_DeTai1_NhanMaTran_MPI.docx
@@ -10,11 +10,11 @@
         <w:rPr>
           <w:b/>
           <w:color w:val="0B2545"/>
-          <w:sz w:val="36"/>
+          <w:sz w:val="34"/>
         </w:rPr>
-        <w:t>BAO CAO CUOI KY</w:t>
+        <w:t>BÁO CÁO CUỐI KỲ</w:t>
         <w:br/>
-        <w:t>DE TAI 1: SONG SONG HOA NHAN MA TRAN KICH THUOC LON</w:t>
+        <w:t>ĐỀ TÀI 1: SONG SONG HÓA NHÂN MA TRẬN KÍCH THƯỚC LỚN</w:t>
       </w:r>
     </w:p>
     <w:p>
@@ -22,7 +22,7 @@
         <w:jc w:val="center"/>
       </w:pPr>
       <w:r>
-        <w:t>Hoc phan: Tinh toan hieu nang cao (High Performance Computing)</w:t>
+        <w:t>Học phần: Tính toán hiệu năng cao (High Performance Computing)</w:t>
       </w:r>
     </w:p>
     <w:p>
@@ -30,7 +30,7 @@
         <w:jc w:val="center"/>
       </w:pPr>
       <w:r>
-        <w:t>Nhom thuc hien: chua cap nhat ten 3 thanh vien</w:t>
+        <w:t>Nhóm thực hiện: [Điền tên nhóm]</w:t>
       </w:r>
     </w:p>
     <w:p>
@@ -41,31 +41,31 @@
         <w:rPr>
           <w:color w:val="2E74B5"/>
         </w:rPr>
-        <w:t>1. Co so ly thuyet va phan tich thuat toan</w:t>
+        <w:t>1. Giới thiệu và cơ sở lý thuyết</w:t>
       </w:r>
     </w:p>
     <w:p>
       <w:pPr>
-        <w:spacing w:after="120" w:line="264" w:lineRule="auto"/>
+        <w:spacing w:after="120" w:line="259" w:lineRule="auto"/>
       </w:pPr>
       <w:r>
-        <w:t>Gioi thieu bai toan: de tai thuc hien phep nhan ma tran kich thuoc lon, xay dung chuong trinh tuan tu va chuong trinh song song bang MPI/OpenMPI, sau do danh gia kha nang tang toc khi thay doi so process va so node.</w:t>
+        <w:t>Đề tài xây dựng chương trình nhân ma trận lớn bằng C và Open MPI, gồm bản tuần tự và các bản song song để đánh giá hiệu năng khi thay đổi số process và số node.</w:t>
       </w:r>
     </w:p>
     <w:p>
       <w:pPr>
-        <w:spacing w:after="120" w:line="264" w:lineRule="auto"/>
+        <w:spacing w:after="120" w:line="259" w:lineRule="auto"/>
       </w:pPr>
       <w:r>
-        <w:t>Bai toan de tai 1 la nhan hai ma tran chu nhat kich thuoc lon C = A x B. Voi A co kich thuoc M x K va B co kich thuoc K x N, ket qua C co kich thuoc M x N. Moi phan tu C[i,j] duoc tinh bang tong A[i,t] * B[t,j] voi t tu 0 den K-1.</w:t>
+        <w:t>Bài toán tổng quát là A(M x K) * B(K x N) = C(M x N). Mỗi phần tử C[i,j] được tính bằng tổng A[i,t] * B[t,j] với t chạy từ 0 đến K-1. Độ phức tạp tuần tự là O(MKN), tương ứng xấp xỉ 2*M*K*N FLOP.</w:t>
       </w:r>
     </w:p>
     <w:p>
       <w:pPr>
-        <w:spacing w:after="120" w:line="264" w:lineRule="auto"/>
+        <w:spacing w:after="120" w:line="259" w:lineRule="auto"/>
       </w:pPr>
       <w:r>
-        <w:t>Thuat toan tuan tu co ba vong lap long nhau nen do phuc tap tinh toan la O(M x K x N). So phep toan dau cham dong ly thuyet xap xi 2 x M x K x N FLOP.</w:t>
+        <w:t>Benchmark chính dùng shape 10000x10000x10000, tương ứng khoảng 2 x 10^12 FLOP. Dữ liệu A/B là số nguyên ngẫu nhiên trong [0,1000] nhưng lưu bằng double để giữ cấu trúc thuật toán và checksum.</w:t>
       </w:r>
     </w:p>
     <w:tbl>
@@ -75,41 +75,39 @@
         <w:tblLook w:firstColumn="1" w:firstRow="1" w:lastColumn="0" w:lastRow="0" w:noHBand="0" w:noVBand="1" w:val="04A0"/>
       </w:tblPr>
       <w:tblGrid>
-        <w:gridCol w:w="3120"/>
-        <w:gridCol w:w="3120"/>
-        <w:gridCol w:w="3120"/>
+        <w:gridCol w:w="4896"/>
+        <w:gridCol w:w="4896"/>
       </w:tblGrid>
       <w:tr>
         <w:tc>
           <w:tcPr>
-            <w:tcW w:type="dxa" w:w="3120"/>
-            <w:shd w:fill="F2F4F7"/>
+            <w:tcW w:type="dxa" w:w="4896"/>
+            <w:vAlign w:val="center"/>
+            <w:shd w:fill="EAF1F8"/>
           </w:tcPr>
           <w:p>
+            <w:r/>
             <w:r>
+              <w:rPr>
+                <w:b/>
+              </w:rPr>
               <w:t>Variant</w:t>
             </w:r>
           </w:p>
         </w:tc>
         <w:tc>
           <w:tcPr>
-            <w:tcW w:type="dxa" w:w="3120"/>
-            <w:shd w:fill="F2F4F7"/>
+            <w:tcW w:type="dxa" w:w="4896"/>
+            <w:vAlign w:val="center"/>
+            <w:shd w:fill="EAF1F8"/>
           </w:tcPr>
           <w:p>
+            <w:r/>
             <w:r>
-              <w:t>Vai tro</w:t>
-            </w:r>
-          </w:p>
-        </w:tc>
-        <w:tc>
-          <w:tcPr>
-            <w:tcW w:type="dxa" w:w="3120"/>
-            <w:shd w:fill="F2F4F7"/>
-          </w:tcPr>
-          <w:p>
-            <w:r>
-              <w:t>Ghi chu</w:t>
+              <w:rPr>
+                <w:b/>
+              </w:rPr>
+              <w:t>Vai trò</w:t>
             </w:r>
           </w:p>
         </w:tc>
@@ -117,34 +115,31 @@
       <w:tr>
         <w:tc>
           <w:tcPr>
-            <w:tcW w:type="dxa" w:w="3120"/>
+            <w:tcW w:type="dxa" w:w="4896"/>
             <w:vAlign w:val="center"/>
           </w:tcPr>
           <w:p>
+            <w:r/>
             <w:r>
+              <w:rPr>
+                <w:b w:val="0"/>
+              </w:rPr>
               <w:t>seq</w:t>
             </w:r>
           </w:p>
         </w:tc>
         <w:tc>
           <w:tcPr>
-            <w:tcW w:type="dxa" w:w="3120"/>
+            <w:tcW w:type="dxa" w:w="4896"/>
             <w:vAlign w:val="center"/>
           </w:tcPr>
           <w:p>
+            <w:r/>
             <w:r>
-              <w:t>Baseline tuan tu</w:t>
-            </w:r>
-          </w:p>
-        </w:tc>
-        <w:tc>
-          <w:tcPr>
-            <w:tcW w:type="dxa" w:w="3120"/>
-            <w:vAlign w:val="center"/>
-          </w:tcPr>
-          <w:p>
-            <w:r>
-              <w:t>De giai thich cong thuc O(M x K x N).</w:t>
+              <w:rPr>
+                <w:b w:val="0"/>
+              </w:rPr>
+              <w:t>Bản tuần tự cơ sở.</w:t>
             </w:r>
           </w:p>
         </w:tc>
@@ -152,34 +147,31 @@
       <w:tr>
         <w:tc>
           <w:tcPr>
-            <w:tcW w:type="dxa" w:w="3120"/>
+            <w:tcW w:type="dxa" w:w="4896"/>
             <w:vAlign w:val="center"/>
           </w:tcPr>
           <w:p>
+            <w:r/>
             <w:r>
+              <w:rPr>
+                <w:b w:val="0"/>
+              </w:rPr>
               <w:t>seq_tiled</w:t>
             </w:r>
           </w:p>
         </w:tc>
         <w:tc>
           <w:tcPr>
-            <w:tcW w:type="dxa" w:w="3120"/>
+            <w:tcW w:type="dxa" w:w="4896"/>
             <w:vAlign w:val="center"/>
           </w:tcPr>
           <w:p>
+            <w:r/>
             <w:r>
-              <w:t>Baseline tuan tu toi uu cache</w:t>
-            </w:r>
-          </w:p>
-        </w:tc>
-        <w:tc>
-          <w:tcPr>
-            <w:tcW w:type="dxa" w:w="3120"/>
-            <w:vAlign w:val="center"/>
-          </w:tcPr>
-          <w:p>
-            <w:r>
-              <w:t>Dung tile de tang locality bo nho.</w:t>
+              <w:rPr>
+                <w:b w:val="0"/>
+              </w:rPr>
+              <w:t>Bản tuần tự có tile để cải thiện locality cache.</w:t>
             </w:r>
           </w:p>
         </w:tc>
@@ -187,34 +179,31 @@
       <w:tr>
         <w:tc>
           <w:tcPr>
-            <w:tcW w:type="dxa" w:w="3120"/>
+            <w:tcW w:type="dxa" w:w="4896"/>
             <w:vAlign w:val="center"/>
           </w:tcPr>
           <w:p>
+            <w:r/>
             <w:r>
+              <w:rPr>
+                <w:b w:val="0"/>
+              </w:rPr>
               <w:t>mpi</w:t>
             </w:r>
           </w:p>
         </w:tc>
         <w:tc>
           <w:tcPr>
-            <w:tcW w:type="dxa" w:w="3120"/>
+            <w:tcW w:type="dxa" w:w="4896"/>
             <w:vAlign w:val="center"/>
           </w:tcPr>
           <w:p>
+            <w:r/>
             <w:r>
-              <w:t>Ban song song MPI</w:t>
-            </w:r>
-          </w:p>
-        </w:tc>
-        <w:tc>
-          <w:tcPr>
-            <w:tcW w:type="dxa" w:w="3120"/>
-            <w:vAlign w:val="center"/>
-          </w:tcPr>
-          <w:p>
-            <w:r>
-              <w:t>Chia hang A, broadcast B, gather C.</w:t>
+              <w:rPr>
+                <w:b w:val="0"/>
+              </w:rPr>
+              <w:t>MPI chia hàng A, broadcast toàn bộ B, gather C theo hàng.</w:t>
             </w:r>
           </w:p>
         </w:tc>
@@ -222,34 +211,31 @@
       <w:tr>
         <w:tc>
           <w:tcPr>
-            <w:tcW w:type="dxa" w:w="3120"/>
+            <w:tcW w:type="dxa" w:w="4896"/>
             <w:vAlign w:val="center"/>
           </w:tcPr>
           <w:p>
+            <w:r/>
             <w:r>
+              <w:rPr>
+                <w:b w:val="0"/>
+              </w:rPr>
               <w:t>mpi_tiled</w:t>
             </w:r>
           </w:p>
         </w:tc>
         <w:tc>
           <w:tcPr>
-            <w:tcW w:type="dxa" w:w="3120"/>
+            <w:tcW w:type="dxa" w:w="4896"/>
             <w:vAlign w:val="center"/>
           </w:tcPr>
           <w:p>
+            <w:r/>
             <w:r>
-              <w:t>Ban song song MPI toi uu cache</w:t>
-            </w:r>
-          </w:p>
-        </w:tc>
-        <w:tc>
-          <w:tcPr>
-            <w:tcW w:type="dxa" w:w="3120"/>
-            <w:vAlign w:val="center"/>
-          </w:tcPr>
-          <w:p>
-            <w:r>
-              <w:t>Khuyen nghi dung cho benchmark chinh.</w:t>
+              <w:rPr>
+                <w:b w:val="0"/>
+              </w:rPr>
+              <w:t>MPI chia hàng kết hợp local multiply dạng tile.</w:t>
             </w:r>
           </w:p>
         </w:tc>
@@ -257,39 +243,37 @@
       <w:tr>
         <w:tc>
           <w:tcPr>
-            <w:tcW w:type="dxa" w:w="3120"/>
+            <w:tcW w:type="dxa" w:w="4896"/>
             <w:vAlign w:val="center"/>
           </w:tcPr>
           <w:p>
+            <w:r/>
             <w:r>
+              <w:rPr>
+                <w:b w:val="0"/>
+              </w:rPr>
               <w:t>mpi_2d</w:t>
             </w:r>
           </w:p>
         </w:tc>
         <w:tc>
           <w:tcPr>
-            <w:tcW w:type="dxa" w:w="3120"/>
+            <w:tcW w:type="dxa" w:w="4896"/>
             <w:vAlign w:val="center"/>
           </w:tcPr>
           <w:p>
+            <w:r/>
             <w:r>
-              <w:t>Ban MPI chia luoi 2D</w:t>
-            </w:r>
-          </w:p>
-        </w:tc>
-        <w:tc>
-          <w:tcPr>
-            <w:tcW w:type="dxa" w:w="3120"/>
-            <w:vAlign w:val="center"/>
-          </w:tcPr>
-          <w:p>
-            <w:r>
-              <w:t>Scatter block hang A va block cot B da transpose theo matrix-v2.</w:t>
+              <w:rPr>
+                <w:b w:val="0"/>
+              </w:rPr>
+              <w:t>MPI chia lưới 2D theo ý tưởng matrix-v2: mỗi rank nhận block hàng A và block cột B đã transpose.</w:t>
             </w:r>
           </w:p>
         </w:tc>
       </w:tr>
     </w:tbl>
+    <w:p/>
     <w:p>
       <w:pPr>
         <w:pStyle w:val="Heading1"/>
@@ -298,15 +282,23 @@
         <w:rPr>
           <w:color w:val="2E74B5"/>
         </w:rPr>
-        <w:t>2. Thiet ke giai phap song song bang MPI/OpenMPI</w:t>
+        <w:t>2. Thiết kế MPI/Open MPI</w:t>
       </w:r>
     </w:p>
     <w:p>
       <w:pPr>
-        <w:spacing w:after="120" w:line="264" w:lineRule="auto"/>
+        <w:spacing w:after="120" w:line="259" w:lineRule="auto"/>
       </w:pPr>
       <w:r>
-        <w:t>Chuong trinh dung pure MPI, khong dung OpenMP. Cac bien the mpi/mpi_tiled chia cac hang cua A bang MPI_Scatterv, broadcast toan bo B bang MPI_Bcast, moi process tinh mot khoi hang cua C, sau do rank 0 gom ket qua bang MPI_Gatherv. Bien the mpi_2d dung luoi process 2 chieu, scatter block hang A va block cot B da transpose, moi process tinh mot block C.</w:t>
+        <w:t>Biến thể báo cáo tập trung là mpi_2d. Chương trình chọn layout 2D từ các ước số của P theo mục tiêu cân bằng lưới và phù hợp tỉ lệ M/N, cùng tinh thần với MPI_Dims_create. Log tổng hợp xác nhận p9 là 3x3, p12 là 3x4 và p44 là 4x11. Rank 0 sinh dữ liệu theo seed cố định, pack A theo block hàng, pack B theo block cột ở dạng transpose, gửi dữ liệu cho từng rank và reduce checksum sau khi tính.</w:t>
+      </w:r>
+    </w:p>
+    <w:p>
+      <w:pPr>
+        <w:spacing w:after="120" w:line="259" w:lineRule="auto"/>
+      </w:pPr>
+      <w:r>
+        <w:t>Luồng rút gọn: rank 0 sinh A/B, chọn grid 2D, pack A_local và B_local_T cho từng rank; mỗi rank tính C_local; checksum cục bộ được reduce về rank 0. Với benchmark lớn, chương trình không gather toàn bộ C nếu không lưu sample/full result. Cách này giảm bộ nhớ và I/O, nhưng rank 0 vẫn là điểm tập trung pack/send nên có thể thành bottleneck khi số process quá cao.</w:t>
       </w:r>
     </w:p>
     <w:tbl>
@@ -316,29 +308,39 @@
         <w:tblLook w:firstColumn="1" w:firstRow="1" w:lastColumn="0" w:lastRow="0" w:noHBand="0" w:noVBand="1" w:val="04A0"/>
       </w:tblPr>
       <w:tblGrid>
-        <w:gridCol w:w="4680"/>
-        <w:gridCol w:w="4680"/>
+        <w:gridCol w:w="4896"/>
+        <w:gridCol w:w="4896"/>
       </w:tblGrid>
       <w:tr>
         <w:tc>
           <w:tcPr>
-            <w:tcW w:type="dxa" w:w="4680"/>
-            <w:shd w:fill="F2F4F7"/>
+            <w:tcW w:type="dxa" w:w="4896"/>
+            <w:vAlign w:val="center"/>
+            <w:shd w:fill="EAF1F8"/>
           </w:tcPr>
           <w:p>
+            <w:r/>
             <w:r>
-              <w:t>Thanh phan</w:t>
+              <w:rPr>
+                <w:b/>
+              </w:rPr>
+              <w:t>Thành phần</w:t>
             </w:r>
           </w:p>
         </w:tc>
         <w:tc>
           <w:tcPr>
-            <w:tcW w:type="dxa" w:w="4680"/>
-            <w:shd w:fill="F2F4F7"/>
+            <w:tcW w:type="dxa" w:w="4896"/>
+            <w:vAlign w:val="center"/>
+            <w:shd w:fill="EAF1F8"/>
           </w:tcPr>
           <w:p>
+            <w:r/>
             <w:r>
-              <w:t>Thiet ke don gian</w:t>
+              <w:rPr>
+                <w:b/>
+              </w:rPr>
+              <w:t>Thiết kế</w:t>
             </w:r>
           </w:p>
         </w:tc>
@@ -346,23 +348,31 @@
       <w:tr>
         <w:tc>
           <w:tcPr>
-            <w:tcW w:type="dxa" w:w="4680"/>
+            <w:tcW w:type="dxa" w:w="4896"/>
             <w:vAlign w:val="center"/>
           </w:tcPr>
           <w:p>
+            <w:r/>
             <w:r>
-              <w:t>Phan chia du lieu</w:t>
+              <w:rPr>
+                <w:b w:val="0"/>
+              </w:rPr>
+              <w:t>Dữ liệu</w:t>
             </w:r>
           </w:p>
         </w:tc>
         <w:tc>
           <w:tcPr>
-            <w:tcW w:type="dxa" w:w="4680"/>
+            <w:tcW w:type="dxa" w:w="4896"/>
             <w:vAlign w:val="center"/>
           </w:tcPr>
           <w:p>
+            <w:r/>
             <w:r>
-              <w:t>Chia theo hang; cac process nhan so hang gan bang nhau.</w:t>
+              <w:rPr>
+                <w:b w:val="0"/>
+              </w:rPr>
+              <w:t>Ma trận chữ nhật tổng quát M,K,N; random deterministic theo seed.</w:t>
             </w:r>
           </w:p>
         </w:tc>
@@ -370,23 +380,31 @@
       <w:tr>
         <w:tc>
           <w:tcPr>
-            <w:tcW w:type="dxa" w:w="4680"/>
+            <w:tcW w:type="dxa" w:w="4896"/>
             <w:vAlign w:val="center"/>
           </w:tcPr>
           <w:p>
+            <w:r/>
             <w:r>
-              <w:t>Tinh local</w:t>
+              <w:rPr>
+                <w:b w:val="0"/>
+              </w:rPr>
+              <w:t>Phân phối</w:t>
             </w:r>
           </w:p>
         </w:tc>
         <w:tc>
           <w:tcPr>
-            <w:tcW w:type="dxa" w:w="4680"/>
+            <w:tcW w:type="dxa" w:w="4896"/>
             <w:vAlign w:val="center"/>
           </w:tcPr>
           <w:p>
+            <w:r/>
             <w:r>
-              <w:t>Nhan basic/tiled tren phan hang, hoac nhan block voi B transpose trong mpi_2d.</w:t>
+              <w:rPr>
+                <w:b w:val="0"/>
+              </w:rPr>
+              <w:t>2D grid chia hàng của C theo M và cột của C theo N.</w:t>
             </w:r>
           </w:p>
         </w:tc>
@@ -394,23 +412,31 @@
       <w:tr>
         <w:tc>
           <w:tcPr>
-            <w:tcW w:type="dxa" w:w="4680"/>
+            <w:tcW w:type="dxa" w:w="4896"/>
             <w:vAlign w:val="center"/>
           </w:tcPr>
           <w:p>
+            <w:r/>
             <w:r>
-              <w:t>Input dong</w:t>
+              <w:rPr>
+                <w:b w:val="0"/>
+              </w:rPr>
+              <w:t>Local compute</w:t>
             </w:r>
           </w:p>
         </w:tc>
         <w:tc>
           <w:tcPr>
-            <w:tcW w:type="dxa" w:w="4680"/>
+            <w:tcW w:type="dxa" w:w="4896"/>
             <w:vAlign w:val="center"/>
           </w:tcPr>
           <w:p>
+            <w:r/>
             <w:r>
-              <w:t>Demo interactive cho nhap N/variant/seed; sai thi bao loi va nhap lai.</w:t>
+              <w:rPr>
+                <w:b w:val="0"/>
+              </w:rPr>
+              <w:t>Mỗi rank nhân A_local với B_local^T để tính C_local.</w:t>
             </w:r>
           </w:p>
         </w:tc>
@@ -418,23 +444,31 @@
       <w:tr>
         <w:tc>
           <w:tcPr>
-            <w:tcW w:type="dxa" w:w="4680"/>
+            <w:tcW w:type="dxa" w:w="4896"/>
             <w:vAlign w:val="center"/>
           </w:tcPr>
           <w:p>
+            <w:r/>
             <w:r>
-              <w:t>Kiem soat RAM</w:t>
+              <w:rPr>
+                <w:b w:val="0"/>
+              </w:rPr>
+              <w:t>Đúng đắn</w:t>
             </w:r>
           </w:p>
         </w:tc>
         <w:tc>
           <w:tcPr>
-            <w:tcW w:type="dxa" w:w="4680"/>
+            <w:tcW w:type="dxa" w:w="4896"/>
             <w:vAlign w:val="center"/>
           </w:tcPr>
           <w:p>
+            <w:r/>
             <w:r>
-              <w:t>Uoc luong RAM truoc khi chay va tu choi cau hinh vuot nguong.</w:t>
+              <w:rPr>
+                <w:b w:val="0"/>
+              </w:rPr>
+              <w:t>Checksum hash giống nhau giữa các cấu hình process.</w:t>
             </w:r>
           </w:p>
         </w:tc>
@@ -442,28 +476,37 @@
       <w:tr>
         <w:tc>
           <w:tcPr>
-            <w:tcW w:type="dxa" w:w="4680"/>
+            <w:tcW w:type="dxa" w:w="4896"/>
             <w:vAlign w:val="center"/>
           </w:tcPr>
           <w:p>
+            <w:r/>
             <w:r>
-              <w:t>Core/process</w:t>
+              <w:rPr>
+                <w:b w:val="0"/>
+              </w:rPr>
+              <w:t>Đo thời gian</w:t>
             </w:r>
           </w:p>
         </w:tc>
         <w:tc>
           <w:tcPr>
-            <w:tcW w:type="dxa" w:w="4680"/>
+            <w:tcW w:type="dxa" w:w="4896"/>
             <w:vAlign w:val="center"/>
           </w:tcPr>
           <w:p>
+            <w:r/>
             <w:r>
-              <w:t>threads_per_process = 1; danh gia mapping/binding bang OpenMPI.</w:t>
+              <w:rPr>
+                <w:b w:val="0"/>
+              </w:rPr>
+              <w:t>Runtime lấy trong phần chạy MPI, không tính thao tác shell/chuẩn bị thủ công.</w:t>
             </w:r>
           </w:p>
         </w:tc>
       </w:tr>
     </w:tbl>
+    <w:p/>
     <w:p>
       <w:pPr>
         <w:pStyle w:val="Heading1"/>
@@ -472,15 +515,42 @@
         <w:rPr>
           <w:color w:val="2E74B5"/>
         </w:rPr>
-        <w:t>3. Cai dat chuong trinh</w:t>
+        <w:t>3. Môi trường và phương pháp đo</w:t>
       </w:r>
     </w:p>
     <w:p>
       <w:pPr>
-        <w:spacing w:after="120" w:line="264" w:lineRule="auto"/>
+        <w:spacing w:after="120" w:line="259" w:lineRule="auto"/>
       </w:pPr>
       <w:r>
-        <w:t>De giu code de doc va de demo, phan thuat toan nam trong src/matrix_hpc.c, phan CLI/benchmark/evidence nam trong src/benchmark.c. Makefile build bang mpicc voi -O3.</w:t>
+        <w:t>Thực nghiệm cuối chạy trên cụm 3 máy WSL trong cùng mạng LAN. Tổng logical core là 44: node1 có 12 core, node2 có 16 core và node3 có 16 core. Open MPI chạy qua SSH/TCP, hostfile ép số slot theo từng cấu hình để biết chính xác mỗi node đóng góp bao nhiêu process.</w:t>
+      </w:r>
+    </w:p>
+    <w:p>
+      <w:pPr>
+        <w:spacing w:after="120" w:line="259" w:lineRule="auto"/>
+      </w:pPr>
+      <w:r>
+        <w:t>Các cấu hình đo chính gồm p4, p9, p12, p16, p25, p36 và p44. p9 và p16 được chạy 3 lần để có trung bình và độ lệch chuẩn; các cấu hình còn lại chạy 1 lần do dữ liệu rất lớn.</w:t>
+      </w:r>
+    </w:p>
+    <w:p>
+      <w:pPr>
+        <w:spacing w:after="120" w:line="259" w:lineRule="auto"/>
+      </w:pPr>
+      <w:r>
+        <w:t>Speedup và efficiency trong báo cáo là scaling tương đối theo p4 vì benchmark chính không chạy được bản tuần tự trong khung thời gian thực nghiệm. Đây là hạn chế được nêu rõ, không được diễn giải như speedup chuẩn T(1)/T(p).</w:t>
+      </w:r>
+    </w:p>
+    <w:p>
+      <w:pPr>
+        <w:pStyle w:val="Heading1"/>
+      </w:pPr>
+      <w:r>
+        <w:rPr>
+          <w:color w:val="2E74B5"/>
+        </w:rPr>
+        <w:t>4. Kết quả thực nghiệm</w:t>
       </w:r>
     </w:p>
     <w:tbl>
@@ -490,29 +560,141 @@
         <w:tblLook w:firstColumn="1" w:firstRow="1" w:lastColumn="0" w:lastRow="0" w:noHBand="0" w:noVBand="1" w:val="04A0"/>
       </w:tblPr>
       <w:tblGrid>
-        <w:gridCol w:w="4680"/>
-        <w:gridCol w:w="4680"/>
+        <w:gridCol w:w="1224"/>
+        <w:gridCol w:w="1224"/>
+        <w:gridCol w:w="1224"/>
+        <w:gridCol w:w="1224"/>
+        <w:gridCol w:w="1224"/>
+        <w:gridCol w:w="1224"/>
+        <w:gridCol w:w="1224"/>
+        <w:gridCol w:w="1224"/>
       </w:tblGrid>
       <w:tr>
         <w:tc>
           <w:tcPr>
-            <w:tcW w:type="dxa" w:w="4680"/>
-            <w:shd w:fill="F2F4F7"/>
+            <w:tcW w:type="dxa" w:w="1224"/>
+            <w:vAlign w:val="center"/>
+            <w:shd w:fill="EAF1F8"/>
           </w:tcPr>
           <w:p>
+            <w:r/>
             <w:r>
-              <w:t>Hang muc</w:t>
+              <w:rPr>
+                <w:b/>
+              </w:rPr>
+              <w:t>P</w:t>
             </w:r>
           </w:p>
         </w:tc>
         <w:tc>
           <w:tcPr>
-            <w:tcW w:type="dxa" w:w="4680"/>
-            <w:shd w:fill="F2F4F7"/>
+            <w:tcW w:type="dxa" w:w="1224"/>
+            <w:vAlign w:val="center"/>
+            <w:shd w:fill="EAF1F8"/>
           </w:tcPr>
           <w:p>
+            <w:r/>
             <w:r>
-              <w:t>Trang thai</w:t>
+              <w:rPr>
+                <w:b/>
+              </w:rPr>
+              <w:t>Grid</w:t>
+            </w:r>
+          </w:p>
+        </w:tc>
+        <w:tc>
+          <w:tcPr>
+            <w:tcW w:type="dxa" w:w="1224"/>
+            <w:vAlign w:val="center"/>
+            <w:shd w:fill="EAF1F8"/>
+          </w:tcPr>
+          <w:p>
+            <w:r/>
+            <w:r>
+              <w:rPr>
+                <w:b/>
+              </w:rPr>
+              <w:t>Runs</w:t>
+            </w:r>
+          </w:p>
+        </w:tc>
+        <w:tc>
+          <w:tcPr>
+            <w:tcW w:type="dxa" w:w="1224"/>
+            <w:vAlign w:val="center"/>
+            <w:shd w:fill="EAF1F8"/>
+          </w:tcPr>
+          <w:p>
+            <w:r/>
+            <w:r>
+              <w:rPr>
+                <w:b/>
+              </w:rPr>
+              <w:t>Min(s)</w:t>
+            </w:r>
+          </w:p>
+        </w:tc>
+        <w:tc>
+          <w:tcPr>
+            <w:tcW w:type="dxa" w:w="1224"/>
+            <w:vAlign w:val="center"/>
+            <w:shd w:fill="EAF1F8"/>
+          </w:tcPr>
+          <w:p>
+            <w:r/>
+            <w:r>
+              <w:rPr>
+                <w:b/>
+              </w:rPr>
+              <w:t>Avg(s)</w:t>
+            </w:r>
+          </w:p>
+        </w:tc>
+        <w:tc>
+          <w:tcPr>
+            <w:tcW w:type="dxa" w:w="1224"/>
+            <w:vAlign w:val="center"/>
+            <w:shd w:fill="EAF1F8"/>
+          </w:tcPr>
+          <w:p>
+            <w:r/>
+            <w:r>
+              <w:rPr>
+                <w:b/>
+              </w:rPr>
+              <w:t>Std(s)</w:t>
+            </w:r>
+          </w:p>
+        </w:tc>
+        <w:tc>
+          <w:tcPr>
+            <w:tcW w:type="dxa" w:w="1224"/>
+            <w:vAlign w:val="center"/>
+            <w:shd w:fill="EAF1F8"/>
+          </w:tcPr>
+          <w:p>
+            <w:r/>
+            <w:r>
+              <w:rPr>
+                <w:b/>
+              </w:rPr>
+              <w:t>GFLOP/s</w:t>
+            </w:r>
+          </w:p>
+        </w:tc>
+        <w:tc>
+          <w:tcPr>
+            <w:tcW w:type="dxa" w:w="1224"/>
+            <w:vAlign w:val="center"/>
+            <w:shd w:fill="EAF1F8"/>
+          </w:tcPr>
+          <w:p>
+            <w:r/>
+            <w:r>
+              <w:rPr>
+                <w:b/>
+              </w:rPr>
+              <w:t>Mapping</w:t>
             </w:r>
           </w:p>
         </w:tc>
@@ -520,23 +702,121 @@
       <w:tr>
         <w:tc>
           <w:tcPr>
-            <w:tcW w:type="dxa" w:w="4680"/>
+            <w:tcW w:type="dxa" w:w="1224"/>
             <w:vAlign w:val="center"/>
           </w:tcPr>
           <w:p>
+            <w:r/>
             <w:r>
-              <w:t>Ma nguon</w:t>
+              <w:rPr>
+                <w:b w:val="0"/>
+              </w:rPr>
+              <w:t>4</w:t>
             </w:r>
           </w:p>
         </w:tc>
         <w:tc>
           <w:tcPr>
-            <w:tcW w:type="dxa" w:w="4680"/>
+            <w:tcW w:type="dxa" w:w="1224"/>
             <w:vAlign w:val="center"/>
           </w:tcPr>
           <w:p>
+            <w:r/>
             <w:r>
-              <w:t>src/matrix_hpc.c, src/benchmark.c, src/matrix_hpc.h</w:t>
+              <w:rPr>
+                <w:b w:val="0"/>
+              </w:rPr>
+              <w:t>2x2</w:t>
+            </w:r>
+          </w:p>
+        </w:tc>
+        <w:tc>
+          <w:tcPr>
+            <w:tcW w:type="dxa" w:w="1224"/>
+            <w:vAlign w:val="center"/>
+          </w:tcPr>
+          <w:p>
+            <w:r/>
+            <w:r>
+              <w:rPr>
+                <w:b w:val="0"/>
+              </w:rPr>
+              <w:t>1</w:t>
+            </w:r>
+          </w:p>
+        </w:tc>
+        <w:tc>
+          <w:tcPr>
+            <w:tcW w:type="dxa" w:w="1224"/>
+            <w:vAlign w:val="center"/>
+          </w:tcPr>
+          <w:p>
+            <w:r/>
+            <w:r>
+              <w:rPr>
+                <w:b w:val="0"/>
+              </w:rPr>
+              <w:t>172.477</w:t>
+            </w:r>
+          </w:p>
+        </w:tc>
+        <w:tc>
+          <w:tcPr>
+            <w:tcW w:type="dxa" w:w="1224"/>
+            <w:vAlign w:val="center"/>
+          </w:tcPr>
+          <w:p>
+            <w:r/>
+            <w:r>
+              <w:rPr>
+                <w:b w:val="0"/>
+              </w:rPr>
+              <w:t>172.477</w:t>
+            </w:r>
+          </w:p>
+        </w:tc>
+        <w:tc>
+          <w:tcPr>
+            <w:tcW w:type="dxa" w:w="1224"/>
+            <w:vAlign w:val="center"/>
+          </w:tcPr>
+          <w:p>
+            <w:r/>
+            <w:r>
+              <w:rPr>
+                <w:b w:val="0"/>
+              </w:rPr>
+              <w:t>0.000</w:t>
+            </w:r>
+          </w:p>
+        </w:tc>
+        <w:tc>
+          <w:tcPr>
+            <w:tcW w:type="dxa" w:w="1224"/>
+            <w:vAlign w:val="center"/>
+          </w:tcPr>
+          <w:p>
+            <w:r/>
+            <w:r>
+              <w:rPr>
+                <w:b w:val="0"/>
+              </w:rPr>
+              <w:t>11.596</w:t>
+            </w:r>
+          </w:p>
+        </w:tc>
+        <w:tc>
+          <w:tcPr>
+            <w:tcW w:type="dxa" w:w="1224"/>
+            <w:vAlign w:val="center"/>
+          </w:tcPr>
+          <w:p>
+            <w:r/>
+            <w:r>
+              <w:rPr>
+                <w:b w:val="0"/>
+              </w:rPr>
+              <w:t>2/1/1</w:t>
             </w:r>
           </w:p>
         </w:tc>
@@ -544,23 +824,121 @@
       <w:tr>
         <w:tc>
           <w:tcPr>
-            <w:tcW w:type="dxa" w:w="4680"/>
+            <w:tcW w:type="dxa" w:w="1224"/>
             <w:vAlign w:val="center"/>
           </w:tcPr>
           <w:p>
+            <w:r/>
             <w:r>
-              <w:t>Build</w:t>
+              <w:rPr>
+                <w:b w:val="0"/>
+              </w:rPr>
+              <w:t>9</w:t>
             </w:r>
           </w:p>
         </w:tc>
         <w:tc>
           <w:tcPr>
-            <w:tcW w:type="dxa" w:w="4680"/>
+            <w:tcW w:type="dxa" w:w="1224"/>
             <w:vAlign w:val="center"/>
           </w:tcPr>
           <w:p>
+            <w:r/>
             <w:r>
-              <w:t>make tao build/matrix_hpc</w:t>
+              <w:rPr>
+                <w:b w:val="0"/>
+              </w:rPr>
+              <w:t>3x3</w:t>
+            </w:r>
+          </w:p>
+        </w:tc>
+        <w:tc>
+          <w:tcPr>
+            <w:tcW w:type="dxa" w:w="1224"/>
+            <w:vAlign w:val="center"/>
+          </w:tcPr>
+          <w:p>
+            <w:r/>
+            <w:r>
+              <w:rPr>
+                <w:b w:val="0"/>
+              </w:rPr>
+              <w:t>3</w:t>
+            </w:r>
+          </w:p>
+        </w:tc>
+        <w:tc>
+          <w:tcPr>
+            <w:tcW w:type="dxa" w:w="1224"/>
+            <w:vAlign w:val="center"/>
+          </w:tcPr>
+          <w:p>
+            <w:r/>
+            <w:r>
+              <w:rPr>
+                <w:b w:val="0"/>
+              </w:rPr>
+              <w:t>144.972</w:t>
+            </w:r>
+          </w:p>
+        </w:tc>
+        <w:tc>
+          <w:tcPr>
+            <w:tcW w:type="dxa" w:w="1224"/>
+            <w:vAlign w:val="center"/>
+          </w:tcPr>
+          <w:p>
+            <w:r/>
+            <w:r>
+              <w:rPr>
+                <w:b w:val="0"/>
+              </w:rPr>
+              <w:t>152.407</w:t>
+            </w:r>
+          </w:p>
+        </w:tc>
+        <w:tc>
+          <w:tcPr>
+            <w:tcW w:type="dxa" w:w="1224"/>
+            <w:vAlign w:val="center"/>
+          </w:tcPr>
+          <w:p>
+            <w:r/>
+            <w:r>
+              <w:rPr>
+                <w:b w:val="0"/>
+              </w:rPr>
+              <w:t>8.710</w:t>
+            </w:r>
+          </w:p>
+        </w:tc>
+        <w:tc>
+          <w:tcPr>
+            <w:tcW w:type="dxa" w:w="1224"/>
+            <w:vAlign w:val="center"/>
+          </w:tcPr>
+          <w:p>
+            <w:r/>
+            <w:r>
+              <w:rPr>
+                <w:b w:val="0"/>
+              </w:rPr>
+              <w:t>13.796</w:t>
+            </w:r>
+          </w:p>
+        </w:tc>
+        <w:tc>
+          <w:tcPr>
+            <w:tcW w:type="dxa" w:w="1224"/>
+            <w:vAlign w:val="center"/>
+          </w:tcPr>
+          <w:p>
+            <w:r/>
+            <w:r>
+              <w:rPr>
+                <w:b w:val="0"/>
+              </w:rPr>
+              <w:t>3/3/3</w:t>
             </w:r>
           </w:p>
         </w:tc>
@@ -568,23 +946,121 @@
       <w:tr>
         <w:tc>
           <w:tcPr>
-            <w:tcW w:type="dxa" w:w="4680"/>
+            <w:tcW w:type="dxa" w:w="1224"/>
             <w:vAlign w:val="center"/>
           </w:tcPr>
           <w:p>
+            <w:r/>
             <w:r>
-              <w:t>Demo</w:t>
+              <w:rPr>
+                <w:b w:val="0"/>
+              </w:rPr>
+              <w:t>12</w:t>
             </w:r>
           </w:p>
         </w:tc>
         <w:tc>
           <w:tcPr>
-            <w:tcW w:type="dxa" w:w="4680"/>
+            <w:tcW w:type="dxa" w:w="1224"/>
             <w:vAlign w:val="center"/>
           </w:tcPr>
           <w:p>
+            <w:r/>
             <w:r>
-              <w:t>scripts/demo.sh hoi so process truoc roi chay mpirun</w:t>
+              <w:rPr>
+                <w:b w:val="0"/>
+              </w:rPr>
+              <w:t>3x4</w:t>
+            </w:r>
+          </w:p>
+        </w:tc>
+        <w:tc>
+          <w:tcPr>
+            <w:tcW w:type="dxa" w:w="1224"/>
+            <w:vAlign w:val="center"/>
+          </w:tcPr>
+          <w:p>
+            <w:r/>
+            <w:r>
+              <w:rPr>
+                <w:b w:val="0"/>
+              </w:rPr>
+              <w:t>1</w:t>
+            </w:r>
+          </w:p>
+        </w:tc>
+        <w:tc>
+          <w:tcPr>
+            <w:tcW w:type="dxa" w:w="1224"/>
+            <w:vAlign w:val="center"/>
+          </w:tcPr>
+          <w:p>
+            <w:r/>
+            <w:r>
+              <w:rPr>
+                <w:b w:val="0"/>
+              </w:rPr>
+              <w:t>148.039</w:t>
+            </w:r>
+          </w:p>
+        </w:tc>
+        <w:tc>
+          <w:tcPr>
+            <w:tcW w:type="dxa" w:w="1224"/>
+            <w:vAlign w:val="center"/>
+          </w:tcPr>
+          <w:p>
+            <w:r/>
+            <w:r>
+              <w:rPr>
+                <w:b w:val="0"/>
+              </w:rPr>
+              <w:t>148.039</w:t>
+            </w:r>
+          </w:p>
+        </w:tc>
+        <w:tc>
+          <w:tcPr>
+            <w:tcW w:type="dxa" w:w="1224"/>
+            <w:vAlign w:val="center"/>
+          </w:tcPr>
+          <w:p>
+            <w:r/>
+            <w:r>
+              <w:rPr>
+                <w:b w:val="0"/>
+              </w:rPr>
+              <w:t>0.000</w:t>
+            </w:r>
+          </w:p>
+        </w:tc>
+        <w:tc>
+          <w:tcPr>
+            <w:tcW w:type="dxa" w:w="1224"/>
+            <w:vAlign w:val="center"/>
+          </w:tcPr>
+          <w:p>
+            <w:r/>
+            <w:r>
+              <w:rPr>
+                <w:b w:val="0"/>
+              </w:rPr>
+              <w:t>13.510</w:t>
+            </w:r>
+          </w:p>
+        </w:tc>
+        <w:tc>
+          <w:tcPr>
+            <w:tcW w:type="dxa" w:w="1224"/>
+            <w:vAlign w:val="center"/>
+          </w:tcPr>
+          <w:p>
+            <w:r/>
+            <w:r>
+              <w:rPr>
+                <w:b w:val="0"/>
+              </w:rPr>
+              <w:t>4/4/4</w:t>
             </w:r>
           </w:p>
         </w:tc>
@@ -592,23 +1068,121 @@
       <w:tr>
         <w:tc>
           <w:tcPr>
-            <w:tcW w:type="dxa" w:w="4680"/>
+            <w:tcW w:type="dxa" w:w="1224"/>
             <w:vAlign w:val="center"/>
           </w:tcPr>
           <w:p>
+            <w:r/>
             <w:r>
-              <w:t>Benchmark 1 may</w:t>
+              <w:rPr>
+                <w:b w:val="0"/>
+              </w:rPr>
+              <w:t>16</w:t>
             </w:r>
           </w:p>
         </w:tc>
         <w:tc>
           <w:tcPr>
-            <w:tcW w:type="dxa" w:w="4680"/>
+            <w:tcW w:type="dxa" w:w="1224"/>
             <w:vAlign w:val="center"/>
           </w:tcPr>
           <w:p>
+            <w:r/>
             <w:r>
-              <w:t>scripts/run_benchmark.sh</w:t>
+              <w:rPr>
+                <w:b w:val="0"/>
+              </w:rPr>
+              <w:t>4x4</w:t>
+            </w:r>
+          </w:p>
+        </w:tc>
+        <w:tc>
+          <w:tcPr>
+            <w:tcW w:type="dxa" w:w="1224"/>
+            <w:vAlign w:val="center"/>
+          </w:tcPr>
+          <w:p>
+            <w:r/>
+            <w:r>
+              <w:rPr>
+                <w:b w:val="0"/>
+              </w:rPr>
+              <w:t>3</w:t>
+            </w:r>
+          </w:p>
+        </w:tc>
+        <w:tc>
+          <w:tcPr>
+            <w:tcW w:type="dxa" w:w="1224"/>
+            <w:vAlign w:val="center"/>
+          </w:tcPr>
+          <w:p>
+            <w:r/>
+            <w:r>
+              <w:rPr>
+                <w:b w:val="0"/>
+              </w:rPr>
+              <w:t>189.611</w:t>
+            </w:r>
+          </w:p>
+        </w:tc>
+        <w:tc>
+          <w:tcPr>
+            <w:tcW w:type="dxa" w:w="1224"/>
+            <w:vAlign w:val="center"/>
+          </w:tcPr>
+          <w:p>
+            <w:r/>
+            <w:r>
+              <w:rPr>
+                <w:b w:val="0"/>
+              </w:rPr>
+              <w:t>193.133</w:t>
+            </w:r>
+          </w:p>
+        </w:tc>
+        <w:tc>
+          <w:tcPr>
+            <w:tcW w:type="dxa" w:w="1224"/>
+            <w:vAlign w:val="center"/>
+          </w:tcPr>
+          <w:p>
+            <w:r/>
+            <w:r>
+              <w:rPr>
+                <w:b w:val="0"/>
+              </w:rPr>
+              <w:t>4.345</w:t>
+            </w:r>
+          </w:p>
+        </w:tc>
+        <w:tc>
+          <w:tcPr>
+            <w:tcW w:type="dxa" w:w="1224"/>
+            <w:vAlign w:val="center"/>
+          </w:tcPr>
+          <w:p>
+            <w:r/>
+            <w:r>
+              <w:rPr>
+                <w:b w:val="0"/>
+              </w:rPr>
+              <w:t>10.548</w:t>
+            </w:r>
+          </w:p>
+        </w:tc>
+        <w:tc>
+          <w:tcPr>
+            <w:tcW w:type="dxa" w:w="1224"/>
+            <w:vAlign w:val="center"/>
+          </w:tcPr>
+          <w:p>
+            <w:r/>
+            <w:r>
+              <w:rPr>
+                <w:b w:val="0"/>
+              </w:rPr>
+              <w:t>4/6/6</w:t>
             </w:r>
           </w:p>
         </w:tc>
@@ -616,23 +1190,121 @@
       <w:tr>
         <w:tc>
           <w:tcPr>
-            <w:tcW w:type="dxa" w:w="4680"/>
+            <w:tcW w:type="dxa" w:w="1224"/>
             <w:vAlign w:val="center"/>
           </w:tcPr>
           <w:p>
+            <w:r/>
             <w:r>
-              <w:t>Benchmark 3 may that</w:t>
+              <w:rPr>
+                <w:b w:val="0"/>
+              </w:rPr>
+              <w:t>25</w:t>
             </w:r>
           </w:p>
         </w:tc>
         <w:tc>
           <w:tcPr>
-            <w:tcW w:type="dxa" w:w="4680"/>
+            <w:tcW w:type="dxa" w:w="1224"/>
             <w:vAlign w:val="center"/>
           </w:tcPr>
           <w:p>
+            <w:r/>
             <w:r>
-              <w:t>scripts/run_multinode.sh, can config/hosts</w:t>
+              <w:rPr>
+                <w:b w:val="0"/>
+              </w:rPr>
+              <w:t>5x5</w:t>
+            </w:r>
+          </w:p>
+        </w:tc>
+        <w:tc>
+          <w:tcPr>
+            <w:tcW w:type="dxa" w:w="1224"/>
+            <w:vAlign w:val="center"/>
+          </w:tcPr>
+          <w:p>
+            <w:r/>
+            <w:r>
+              <w:rPr>
+                <w:b w:val="0"/>
+              </w:rPr>
+              <w:t>1</w:t>
+            </w:r>
+          </w:p>
+        </w:tc>
+        <w:tc>
+          <w:tcPr>
+            <w:tcW w:type="dxa" w:w="1224"/>
+            <w:vAlign w:val="center"/>
+          </w:tcPr>
+          <w:p>
+            <w:r/>
+            <w:r>
+              <w:rPr>
+                <w:b w:val="0"/>
+              </w:rPr>
+              <w:t>214.462</w:t>
+            </w:r>
+          </w:p>
+        </w:tc>
+        <w:tc>
+          <w:tcPr>
+            <w:tcW w:type="dxa" w:w="1224"/>
+            <w:vAlign w:val="center"/>
+          </w:tcPr>
+          <w:p>
+            <w:r/>
+            <w:r>
+              <w:rPr>
+                <w:b w:val="0"/>
+              </w:rPr>
+              <w:t>214.462</w:t>
+            </w:r>
+          </w:p>
+        </w:tc>
+        <w:tc>
+          <w:tcPr>
+            <w:tcW w:type="dxa" w:w="1224"/>
+            <w:vAlign w:val="center"/>
+          </w:tcPr>
+          <w:p>
+            <w:r/>
+            <w:r>
+              <w:rPr>
+                <w:b w:val="0"/>
+              </w:rPr>
+              <w:t>0.000</w:t>
+            </w:r>
+          </w:p>
+        </w:tc>
+        <w:tc>
+          <w:tcPr>
+            <w:tcW w:type="dxa" w:w="1224"/>
+            <w:vAlign w:val="center"/>
+          </w:tcPr>
+          <w:p>
+            <w:r/>
+            <w:r>
+              <w:rPr>
+                <w:b w:val="0"/>
+              </w:rPr>
+              <w:t>9.326</w:t>
+            </w:r>
+          </w:p>
+        </w:tc>
+        <w:tc>
+          <w:tcPr>
+            <w:tcW w:type="dxa" w:w="1224"/>
+            <w:vAlign w:val="center"/>
+          </w:tcPr>
+          <w:p>
+            <w:r/>
+            <w:r>
+              <w:rPr>
+                <w:b w:val="0"/>
+              </w:rPr>
+              <w:t>7/9/9</w:t>
             </w:r>
           </w:p>
         </w:tc>
@@ -640,58 +1312,121 @@
       <w:tr>
         <w:tc>
           <w:tcPr>
-            <w:tcW w:type="dxa" w:w="4680"/>
+            <w:tcW w:type="dxa" w:w="1224"/>
             <w:vAlign w:val="center"/>
           </w:tcPr>
           <w:p>
+            <w:r/>
             <w:r>
-              <w:t>Evidence</w:t>
+              <w:rPr>
+                <w:b w:val="0"/>
+              </w:rPr>
+              <w:t>36</w:t>
             </w:r>
           </w:p>
         </w:tc>
         <w:tc>
           <w:tcPr>
-            <w:tcW w:type="dxa" w:w="4680"/>
+            <w:tcW w:type="dxa" w:w="1224"/>
             <w:vAlign w:val="center"/>
           </w:tcPr>
           <w:p>
+            <w:r/>
             <w:r>
-              <w:t>raw_runs.csv, summary.csv, checksums.csv, sample CSV</w:t>
-            </w:r>
-          </w:p>
-        </w:tc>
-      </w:tr>
-    </w:tbl>
-    <w:tbl>
-      <w:tblPr>
-        <w:tblStyle w:val="TableGrid"/>
-        <w:tblW w:type="auto" w:w="0"/>
-        <w:tblLook w:firstColumn="1" w:firstRow="1" w:lastColumn="0" w:lastRow="0" w:noHBand="0" w:noVBand="1" w:val="04A0"/>
-      </w:tblPr>
-      <w:tblGrid>
-        <w:gridCol w:w="4680"/>
-        <w:gridCol w:w="4680"/>
-      </w:tblGrid>
-      <w:tr>
-        <w:tc>
-          <w:tcPr>
-            <w:tcW w:type="dxa" w:w="4680"/>
-            <w:shd w:fill="F2F4F7"/>
-          </w:tcPr>
-          <w:p>
-            <w:r>
-              <w:t>File/script</w:t>
+              <w:rPr>
+                <w:b w:val="0"/>
+              </w:rPr>
+              <w:t>6x6</w:t>
             </w:r>
           </w:p>
         </w:tc>
         <w:tc>
           <w:tcPr>
-            <w:tcW w:type="dxa" w:w="4680"/>
-            <w:shd w:fill="F2F4F7"/>
+            <w:tcW w:type="dxa" w:w="1224"/>
+            <w:vAlign w:val="center"/>
           </w:tcPr>
           <w:p>
+            <w:r/>
             <w:r>
-              <w:t>Muc dich</w:t>
+              <w:rPr>
+                <w:b w:val="0"/>
+              </w:rPr>
+              <w:t>1</w:t>
+            </w:r>
+          </w:p>
+        </w:tc>
+        <w:tc>
+          <w:tcPr>
+            <w:tcW w:type="dxa" w:w="1224"/>
+            <w:vAlign w:val="center"/>
+          </w:tcPr>
+          <w:p>
+            <w:r/>
+            <w:r>
+              <w:rPr>
+                <w:b w:val="0"/>
+              </w:rPr>
+              <w:t>255.644</w:t>
+            </w:r>
+          </w:p>
+        </w:tc>
+        <w:tc>
+          <w:tcPr>
+            <w:tcW w:type="dxa" w:w="1224"/>
+            <w:vAlign w:val="center"/>
+          </w:tcPr>
+          <w:p>
+            <w:r/>
+            <w:r>
+              <w:rPr>
+                <w:b w:val="0"/>
+              </w:rPr>
+              <w:t>255.644</w:t>
+            </w:r>
+          </w:p>
+        </w:tc>
+        <w:tc>
+          <w:tcPr>
+            <w:tcW w:type="dxa" w:w="1224"/>
+            <w:vAlign w:val="center"/>
+          </w:tcPr>
+          <w:p>
+            <w:r/>
+            <w:r>
+              <w:rPr>
+                <w:b w:val="0"/>
+              </w:rPr>
+              <w:t>0.000</w:t>
+            </w:r>
+          </w:p>
+        </w:tc>
+        <w:tc>
+          <w:tcPr>
+            <w:tcW w:type="dxa" w:w="1224"/>
+            <w:vAlign w:val="center"/>
+          </w:tcPr>
+          <w:p>
+            <w:r/>
+            <w:r>
+              <w:rPr>
+                <w:b w:val="0"/>
+              </w:rPr>
+              <w:t>7.823</w:t>
+            </w:r>
+          </w:p>
+        </w:tc>
+        <w:tc>
+          <w:tcPr>
+            <w:tcW w:type="dxa" w:w="1224"/>
+            <w:vAlign w:val="center"/>
+          </w:tcPr>
+          <w:p>
+            <w:r/>
+            <w:r>
+              <w:rPr>
+                <w:b w:val="0"/>
+              </w:rPr>
+              <w:t>10/13/13</w:t>
             </w:r>
           </w:p>
         </w:tc>
@@ -699,2054 +1434,140 @@
       <w:tr>
         <w:tc>
           <w:tcPr>
-            <w:tcW w:type="dxa" w:w="4680"/>
+            <w:tcW w:type="dxa" w:w="1224"/>
             <w:vAlign w:val="center"/>
           </w:tcPr>
           <w:p>
+            <w:r/>
             <w:r>
-              <w:t>scripts/run_local_pipeline.sh</w:t>
+              <w:rPr>
+                <w:b w:val="0"/>
+              </w:rPr>
+              <w:t>44</w:t>
             </w:r>
           </w:p>
         </w:tc>
         <w:tc>
           <w:tcPr>
-            <w:tcW w:type="dxa" w:w="4680"/>
+            <w:tcW w:type="dxa" w:w="1224"/>
             <w:vAlign w:val="center"/>
           </w:tcPr>
           <w:p>
+            <w:r/>
             <w:r>
-              <w:t>Chay benchmark local, tao chart, kiem checksum, tao Word report.</w:t>
-            </w:r>
-          </w:p>
-        </w:tc>
-      </w:tr>
-      <w:tr>
-        <w:tc>
-          <w:tcPr>
-            <w:tcW w:type="dxa" w:w="4680"/>
-            <w:vAlign w:val="center"/>
-          </w:tcPr>
-          <w:p>
-            <w:r>
-              <w:t>scripts/run_multinode.sh</w:t>
+              <w:rPr>
+                <w:b w:val="0"/>
+              </w:rPr>
+              <w:t>4x11</w:t>
             </w:r>
           </w:p>
         </w:tc>
         <w:tc>
           <w:tcPr>
-            <w:tcW w:type="dxa" w:w="4680"/>
+            <w:tcW w:type="dxa" w:w="1224"/>
             <w:vAlign w:val="center"/>
           </w:tcPr>
           <w:p>
+            <w:r/>
             <w:r>
-              <w:t>Chay benchmark 1/2/3 node khi co 3 may that.</w:t>
-            </w:r>
-          </w:p>
-        </w:tc>
-      </w:tr>
-      <w:tr>
-        <w:tc>
-          <w:tcPr>
-            <w:tcW w:type="dxa" w:w="4680"/>
-            <w:vAlign w:val="center"/>
-          </w:tcPr>
-          <w:p>
-            <w:r>
-              <w:t>scripts/check_local_env.sh</w:t>
-            </w:r>
-          </w:p>
-        </w:tc>
-        <w:tc>
-          <w:tcPr>
-            <w:tcW w:type="dxa" w:w="4680"/>
-            <w:vAlign w:val="center"/>
-          </w:tcPr>
-          <w:p>
-            <w:r>
-              <w:t>Kiem tra GCC, OpenMPI, Python va python-docx.</w:t>
-            </w:r>
-          </w:p>
-        </w:tc>
-      </w:tr>
-      <w:tr>
-        <w:tc>
-          <w:tcPr>
-            <w:tcW w:type="dxa" w:w="4680"/>
-            <w:vAlign w:val="center"/>
-          </w:tcPr>
-          <w:p>
-            <w:r>
-              <w:t>docs/INSTALL_FOR_TEAMMATES.md</w:t>
-            </w:r>
-          </w:p>
-        </w:tc>
-        <w:tc>
-          <w:tcPr>
-            <w:tcW w:type="dxa" w:w="4680"/>
-            <w:vAlign w:val="center"/>
-          </w:tcPr>
-          <w:p>
-            <w:r>
-              <w:t>Huong dan clone, cai moi truong va chuan bi 3 may.</w:t>
-            </w:r>
-          </w:p>
-        </w:tc>
-      </w:tr>
-      <w:tr>
-        <w:tc>
-          <w:tcPr>
-            <w:tcW w:type="dxa" w:w="4680"/>
-            <w:vAlign w:val="center"/>
-          </w:tcPr>
-          <w:p>
-            <w:r>
-              <w:t>docs/SUBMISSION_CHECKLIST.md</w:t>
-            </w:r>
-          </w:p>
-        </w:tc>
-        <w:tc>
-          <w:tcPr>
-            <w:tcW w:type="dxa" w:w="4680"/>
-            <w:vAlign w:val="center"/>
-          </w:tcPr>
-          <w:p>
-            <w:r>
-              <w:t>Checklist artifact truoc khi nop.</w:t>
-            </w:r>
-          </w:p>
-        </w:tc>
-      </w:tr>
-    </w:tbl>
-    <w:p>
-      <w:pPr>
-        <w:pStyle w:val="Heading1"/>
-      </w:pPr>
-      <w:r>
-        <w:rPr>
-          <w:color w:val="2E74B5"/>
-        </w:rPr>
-        <w:t>4. Ket qua thuc nghiem va danh gia hieu nang</w:t>
-      </w:r>
-    </w:p>
-    <w:p>
-      <w:pPr>
-        <w:spacing w:after="120" w:line="264" w:lineRule="auto"/>
-      </w:pPr>
-      <w:r>
-        <w:t>Chi so bat buoc gom Execution Time, Speedup S(p)=T(1)/T(p), Parallel Efficiency E(p)=S(p)/p. Bao cao cung ghi them Amdahl serial fraction va Amdahl max speedup de giai thich gioi han tang toc.</w:t>
-      </w:r>
-    </w:p>
-    <w:tbl>
-      <w:tblPr>
-        <w:tblStyle w:val="TableGrid"/>
-        <w:tblW w:type="auto" w:w="0"/>
-        <w:tblLook w:firstColumn="1" w:firstRow="1" w:lastColumn="0" w:lastRow="0" w:noHBand="0" w:noVBand="1" w:val="04A0"/>
-      </w:tblPr>
-      <w:tblGrid>
-        <w:gridCol w:w="4680"/>
-        <w:gridCol w:w="4680"/>
-      </w:tblGrid>
-      <w:tr>
-        <w:tc>
-          <w:tcPr>
-            <w:tcW w:type="dxa" w:w="4680"/>
-            <w:shd w:fill="F2F4F7"/>
-          </w:tcPr>
-          <w:p>
-            <w:r>
-              <w:t>Cau hinh yeu cau</w:t>
-            </w:r>
-          </w:p>
-        </w:tc>
-        <w:tc>
-          <w:tcPr>
-            <w:tcW w:type="dxa" w:w="4680"/>
-            <w:shd w:fill="F2F4F7"/>
-          </w:tcPr>
-          <w:p>
-            <w:r>
-              <w:t>Trang thai</w:t>
-            </w:r>
-          </w:p>
-        </w:tc>
-      </w:tr>
-      <w:tr>
-        <w:tc>
-          <w:tcPr>
-            <w:tcW w:type="dxa" w:w="4680"/>
-            <w:vAlign w:val="center"/>
-          </w:tcPr>
-          <w:p>
-            <w:r>
-              <w:t>Process sweep</w:t>
-            </w:r>
-          </w:p>
-        </w:tc>
-        <w:tc>
-          <w:tcPr>
-            <w:tcW w:type="dxa" w:w="4680"/>
-            <w:vAlign w:val="center"/>
-          </w:tcPr>
-          <w:p>
-            <w:r>
-              <w:t>Can chay 1,2,4,8 va 16 neu tai nguyen cho phep.</w:t>
-            </w:r>
-          </w:p>
-        </w:tc>
-      </w:tr>
-      <w:tr>
-        <w:tc>
-          <w:tcPr>
-            <w:tcW w:type="dxa" w:w="4680"/>
-            <w:vAlign w:val="center"/>
-          </w:tcPr>
-          <w:p>
-            <w:r>
-              <w:t>Node sweep</w:t>
-            </w:r>
-          </w:p>
-        </w:tc>
-        <w:tc>
-          <w:tcPr>
-            <w:tcW w:type="dxa" w:w="4680"/>
-            <w:vAlign w:val="center"/>
-          </w:tcPr>
-          <w:p>
-            <w:r>
-              <w:t>Can chay 1,2,3 node tren 3 may Linux rieng biet.</w:t>
-            </w:r>
-          </w:p>
-        </w:tc>
-      </w:tr>
-      <w:tr>
-        <w:tc>
-          <w:tcPr>
-            <w:tcW w:type="dxa" w:w="4680"/>
-            <w:vAlign w:val="center"/>
-          </w:tcPr>
-          <w:p>
-            <w:r>
-              <w:t>Repeat</w:t>
-            </w:r>
-          </w:p>
-        </w:tc>
-        <w:tc>
-          <w:tcPr>
-            <w:tcW w:type="dxa" w:w="4680"/>
-            <w:vAlign w:val="center"/>
-          </w:tcPr>
-          <w:p>
-            <w:r>
-              <w:t>5 lan moi cau hinh de giam nhieu.</w:t>
-            </w:r>
-          </w:p>
-        </w:tc>
-      </w:tr>
-      <w:tr>
-        <w:tc>
-          <w:tcPr>
-            <w:tcW w:type="dxa" w:w="4680"/>
-            <w:vAlign w:val="center"/>
-          </w:tcPr>
-          <w:p>
-            <w:r>
-              <w:t>Kich thuoc MxKxN</w:t>
-            </w:r>
-          </w:p>
-        </w:tc>
-        <w:tc>
-          <w:tcPr>
-            <w:tcW w:type="dxa" w:w="4680"/>
-            <w:vAlign w:val="center"/>
-          </w:tcPr>
-          <w:p>
-            <w:r>
-              <w:t>Khuyen nghi 2048x2048x2048, 4096x4096x4096; thu shape chu nhat neu can demo M,K,N khac nhau.</w:t>
-            </w:r>
-          </w:p>
-        </w:tc>
-      </w:tr>
-    </w:tbl>
-    <w:tbl>
-      <w:tblPr>
-        <w:tblStyle w:val="TableGrid"/>
-        <w:tblW w:type="auto" w:w="0"/>
-        <w:tblLook w:firstColumn="1" w:firstRow="1" w:lastColumn="0" w:lastRow="0" w:noHBand="0" w:noVBand="1" w:val="04A0"/>
-      </w:tblPr>
-      <w:tblGrid>
-        <w:gridCol w:w="4680"/>
-        <w:gridCol w:w="4680"/>
-      </w:tblGrid>
-      <w:tr>
-        <w:tc>
-          <w:tcPr>
-            <w:tcW w:type="dxa" w:w="4680"/>
-            <w:shd w:fill="F2F4F7"/>
-          </w:tcPr>
-          <w:p>
-            <w:r>
-              <w:t>Thong tin moi truong</w:t>
-            </w:r>
-          </w:p>
-        </w:tc>
-        <w:tc>
-          <w:tcPr>
-            <w:tcW w:type="dxa" w:w="4680"/>
-            <w:shd w:fill="F2F4F7"/>
-          </w:tcPr>
-          <w:p>
-            <w:r>
-              <w:t>Gia tri can cap nhat</w:t>
-            </w:r>
-          </w:p>
-        </w:tc>
-      </w:tr>
-      <w:tr>
-        <w:tc>
-          <w:tcPr>
-            <w:tcW w:type="dxa" w:w="4680"/>
-            <w:vAlign w:val="center"/>
-          </w:tcPr>
-          <w:p>
-            <w:r>
-              <w:t>May chinh</w:t>
-            </w:r>
-          </w:p>
-        </w:tc>
-        <w:tc>
-          <w:tcPr>
-            <w:tcW w:type="dxa" w:w="4680"/>
-            <w:vAlign w:val="center"/>
-          </w:tcPr>
-          <w:p>
-            <w:r>
-              <w:t>Cap nhat CPU/RAM/OS sau khi benchmark local.</w:t>
-            </w:r>
-          </w:p>
-        </w:tc>
-      </w:tr>
-      <w:tr>
-        <w:tc>
-          <w:tcPr>
-            <w:tcW w:type="dxa" w:w="4680"/>
-            <w:vAlign w:val="center"/>
-          </w:tcPr>
-          <w:p>
-            <w:r>
-              <w:t>May worker 1</w:t>
-            </w:r>
-          </w:p>
-        </w:tc>
-        <w:tc>
-          <w:tcPr>
-            <w:tcW w:type="dxa" w:w="4680"/>
-            <w:vAlign w:val="center"/>
-          </w:tcPr>
-          <w:p>
-            <w:r>
-              <w:t>Cap nhat CPU/RAM/OS khi co may that.</w:t>
-            </w:r>
-          </w:p>
-        </w:tc>
-      </w:tr>
-      <w:tr>
-        <w:tc>
-          <w:tcPr>
-            <w:tcW w:type="dxa" w:w="4680"/>
-            <w:vAlign w:val="center"/>
-          </w:tcPr>
-          <w:p>
-            <w:r>
-              <w:t>May worker 2</w:t>
-            </w:r>
-          </w:p>
-        </w:tc>
-        <w:tc>
-          <w:tcPr>
-            <w:tcW w:type="dxa" w:w="4680"/>
-            <w:vAlign w:val="center"/>
-          </w:tcPr>
-          <w:p>
-            <w:r>
-              <w:t>Cap nhat CPU/RAM/OS khi co may that.</w:t>
-            </w:r>
-          </w:p>
-        </w:tc>
-      </w:tr>
-      <w:tr>
-        <w:tc>
-          <w:tcPr>
-            <w:tcW w:type="dxa" w:w="4680"/>
-            <w:vAlign w:val="center"/>
-          </w:tcPr>
-          <w:p>
-            <w:r>
-              <w:t>Mang</w:t>
-            </w:r>
-          </w:p>
-        </w:tc>
-        <w:tc>
-          <w:tcPr>
-            <w:tcW w:type="dxa" w:w="4680"/>
-            <w:vAlign w:val="center"/>
-          </w:tcPr>
-          <w:p>
-            <w:r>
-              <w:t>Cung LAN/Wi-Fi, SSH tu may chinh sang worker.</w:t>
-            </w:r>
-          </w:p>
-        </w:tc>
-      </w:tr>
-      <w:tr>
-        <w:tc>
-          <w:tcPr>
-            <w:tcW w:type="dxa" w:w="4680"/>
-            <w:vAlign w:val="center"/>
-          </w:tcPr>
-          <w:p>
-            <w:r>
-              <w:t>Compiler/MPI</w:t>
-            </w:r>
-          </w:p>
-        </w:tc>
-        <w:tc>
-          <w:tcPr>
-            <w:tcW w:type="dxa" w:w="4680"/>
-            <w:vAlign w:val="center"/>
-          </w:tcPr>
-          <w:p>
-            <w:r>
-              <w:t>GCC + OpenMPI, lay version tu scripts/check_local_env.sh.</w:t>
-            </w:r>
-          </w:p>
-        </w:tc>
-      </w:tr>
-    </w:tbl>
-    <w:tbl>
-      <w:tblPr>
-        <w:tblStyle w:val="TableGrid"/>
-        <w:tblW w:type="auto" w:w="0"/>
-        <w:tblLook w:firstColumn="1" w:firstRow="1" w:lastColumn="0" w:lastRow="0" w:noHBand="0" w:noVBand="1" w:val="04A0"/>
-      </w:tblPr>
-      <w:tblGrid>
-        <w:gridCol w:w="780"/>
-        <w:gridCol w:w="780"/>
-        <w:gridCol w:w="780"/>
-        <w:gridCol w:w="780"/>
-        <w:gridCol w:w="780"/>
-        <w:gridCol w:w="780"/>
-        <w:gridCol w:w="780"/>
-        <w:gridCol w:w="780"/>
-        <w:gridCol w:w="780"/>
-        <w:gridCol w:w="780"/>
-        <w:gridCol w:w="780"/>
-        <w:gridCol w:w="780"/>
-      </w:tblGrid>
-      <w:tr>
-        <w:tc>
-          <w:tcPr>
-            <w:tcW w:type="dxa" w:w="780"/>
-            <w:shd w:fill="F2F4F7"/>
-          </w:tcPr>
-          <w:p>
-            <w:r>
-              <w:t>variant</w:t>
-            </w:r>
-          </w:p>
-        </w:tc>
-        <w:tc>
-          <w:tcPr>
-            <w:tcW w:type="dxa" w:w="780"/>
-            <w:shd w:fill="F2F4F7"/>
-          </w:tcPr>
-          <w:p>
-            <w:r>
-              <w:t>M</w:t>
-            </w:r>
-          </w:p>
-        </w:tc>
-        <w:tc>
-          <w:tcPr>
-            <w:tcW w:type="dxa" w:w="780"/>
-            <w:shd w:fill="F2F4F7"/>
-          </w:tcPr>
-          <w:p>
-            <w:r>
-              <w:t>K</w:t>
-            </w:r>
-          </w:p>
-        </w:tc>
-        <w:tc>
-          <w:tcPr>
-            <w:tcW w:type="dxa" w:w="780"/>
-            <w:shd w:fill="F2F4F7"/>
-          </w:tcPr>
-          <w:p>
-            <w:r>
-              <w:t>N</w:t>
-            </w:r>
-          </w:p>
-        </w:tc>
-        <w:tc>
-          <w:tcPr>
-            <w:tcW w:type="dxa" w:w="780"/>
-            <w:shd w:fill="F2F4F7"/>
-          </w:tcPr>
-          <w:p>
-            <w:r>
-              <w:t>P</w:t>
-            </w:r>
-          </w:p>
-        </w:tc>
-        <w:tc>
-          <w:tcPr>
-            <w:tcW w:type="dxa" w:w="780"/>
-            <w:shd w:fill="F2F4F7"/>
-          </w:tcPr>
-          <w:p>
-            <w:r>
-              <w:t>nodes</w:t>
-            </w:r>
-          </w:p>
-        </w:tc>
-        <w:tc>
-          <w:tcPr>
-            <w:tcW w:type="dxa" w:w="780"/>
-            <w:shd w:fill="F2F4F7"/>
-          </w:tcPr>
-          <w:p>
-            <w:r>
-              <w:t>avg(s)</w:t>
-            </w:r>
-          </w:p>
-        </w:tc>
-        <w:tc>
-          <w:tcPr>
-            <w:tcW w:type="dxa" w:w="780"/>
-            <w:shd w:fill="F2F4F7"/>
-          </w:tcPr>
-          <w:p>
-            <w:r>
-              <w:t>min(s)</w:t>
-            </w:r>
-          </w:p>
-        </w:tc>
-        <w:tc>
-          <w:tcPr>
-            <w:tcW w:type="dxa" w:w="780"/>
-            <w:shd w:fill="F2F4F7"/>
-          </w:tcPr>
-          <w:p>
-            <w:r>
-              <w:t>speedup</w:t>
-            </w:r>
-          </w:p>
-        </w:tc>
-        <w:tc>
-          <w:tcPr>
-            <w:tcW w:type="dxa" w:w="780"/>
-            <w:shd w:fill="F2F4F7"/>
-          </w:tcPr>
-          <w:p>
-            <w:r>
-              <w:t>eff</w:t>
-            </w:r>
-          </w:p>
-        </w:tc>
-        <w:tc>
-          <w:tcPr>
-            <w:tcW w:type="dxa" w:w="780"/>
-            <w:shd w:fill="F2F4F7"/>
-          </w:tcPr>
-          <w:p>
-            <w:r>
-              <w:t>Amdahl serial</w:t>
-            </w:r>
-          </w:p>
-        </w:tc>
-        <w:tc>
-          <w:tcPr>
-            <w:tcW w:type="dxa" w:w="780"/>
-            <w:shd w:fill="F2F4F7"/>
-          </w:tcPr>
-          <w:p>
-            <w:r>
-              <w:t>Amdahl max</w:t>
-            </w:r>
-          </w:p>
-        </w:tc>
-      </w:tr>
-      <w:tr>
-        <w:tc>
-          <w:tcPr>
-            <w:tcW w:type="dxa" w:w="780"/>
-            <w:vAlign w:val="center"/>
-          </w:tcPr>
-          <w:p>
-            <w:r>
-              <w:t>mpi</w:t>
-            </w:r>
-          </w:p>
-        </w:tc>
-        <w:tc>
-          <w:tcPr>
-            <w:tcW w:type="dxa" w:w="780"/>
-            <w:vAlign w:val="center"/>
-          </w:tcPr>
-          <w:p>
-            <w:r>
-              <w:t>64</w:t>
-            </w:r>
-          </w:p>
-        </w:tc>
-        <w:tc>
-          <w:tcPr>
-            <w:tcW w:type="dxa" w:w="780"/>
-            <w:vAlign w:val="center"/>
-          </w:tcPr>
-          <w:p>
-            <w:r>
-              <w:t>48</w:t>
-            </w:r>
-          </w:p>
-        </w:tc>
-        <w:tc>
-          <w:tcPr>
-            <w:tcW w:type="dxa" w:w="780"/>
-            <w:vAlign w:val="center"/>
-          </w:tcPr>
-          <w:p>
-            <w:r>
-              <w:t>32</w:t>
-            </w:r>
-          </w:p>
-        </w:tc>
-        <w:tc>
-          <w:tcPr>
-            <w:tcW w:type="dxa" w:w="780"/>
-            <w:vAlign w:val="center"/>
-          </w:tcPr>
-          <w:p>
-            <w:r>
+              <w:rPr>
+                <w:b w:val="0"/>
+              </w:rPr>
               <w:t>1</w:t>
             </w:r>
           </w:p>
         </w:tc>
         <w:tc>
           <w:tcPr>
-            <w:tcW w:type="dxa" w:w="780"/>
+            <w:tcW w:type="dxa" w:w="1224"/>
             <w:vAlign w:val="center"/>
           </w:tcPr>
           <w:p>
+            <w:r/>
             <w:r>
-              <w:t>1</w:t>
+              <w:rPr>
+                <w:b w:val="0"/>
+              </w:rPr>
+              <w:t>304.251</w:t>
             </w:r>
           </w:p>
         </w:tc>
         <w:tc>
           <w:tcPr>
-            <w:tcW w:type="dxa" w:w="780"/>
+            <w:tcW w:type="dxa" w:w="1224"/>
             <w:vAlign w:val="center"/>
           </w:tcPr>
           <w:p>
+            <w:r/>
             <w:r>
-              <w:t>0.000166863</w:t>
+              <w:rPr>
+                <w:b w:val="0"/>
+              </w:rPr>
+              <w:t>304.251</w:t>
             </w:r>
           </w:p>
         </w:tc>
         <w:tc>
           <w:tcPr>
-            <w:tcW w:type="dxa" w:w="780"/>
+            <w:tcW w:type="dxa" w:w="1224"/>
             <w:vAlign w:val="center"/>
           </w:tcPr>
           <w:p>
+            <w:r/>
             <w:r>
-              <w:t>0.000166863</w:t>
+              <w:rPr>
+                <w:b w:val="0"/>
+              </w:rPr>
+              <w:t>0.000</w:t>
             </w:r>
           </w:p>
         </w:tc>
         <w:tc>
           <w:tcPr>
-            <w:tcW w:type="dxa" w:w="780"/>
+            <w:tcW w:type="dxa" w:w="1224"/>
             <w:vAlign w:val="center"/>
           </w:tcPr>
           <w:p>
+            <w:r/>
             <w:r>
-              <w:t>1.000000</w:t>
+              <w:rPr>
+                <w:b w:val="0"/>
+              </w:rPr>
+              <w:t>6.574</w:t>
             </w:r>
           </w:p>
         </w:tc>
         <w:tc>
           <w:tcPr>
-            <w:tcW w:type="dxa" w:w="780"/>
-            <w:vAlign w:val="center"/>
-          </w:tcPr>
-          <w:p>
-            <w:r>
-              <w:t>1.000000</w:t>
-            </w:r>
-          </w:p>
-        </w:tc>
-        <w:tc>
-          <w:tcPr>
-            <w:tcW w:type="dxa" w:w="780"/>
+            <w:tcW w:type="dxa" w:w="1224"/>
             <w:vAlign w:val="center"/>
           </w:tcPr>
           <w:p>
             <w:r/>
-          </w:p>
-        </w:tc>
-        <w:tc>
-          <w:tcPr>
-            <w:tcW w:type="dxa" w:w="780"/>
-            <w:vAlign w:val="center"/>
-          </w:tcPr>
-          <w:p>
-            <w:r/>
-          </w:p>
-        </w:tc>
-      </w:tr>
-      <w:tr>
-        <w:tc>
-          <w:tcPr>
-            <w:tcW w:type="dxa" w:w="780"/>
-            <w:vAlign w:val="center"/>
-          </w:tcPr>
-          <w:p>
             <w:r>
-              <w:t>mpi</w:t>
-            </w:r>
-          </w:p>
-        </w:tc>
-        <w:tc>
-          <w:tcPr>
-            <w:tcW w:type="dxa" w:w="780"/>
-            <w:vAlign w:val="center"/>
-          </w:tcPr>
-          <w:p>
-            <w:r>
-              <w:t>64</w:t>
-            </w:r>
-          </w:p>
-        </w:tc>
-        <w:tc>
-          <w:tcPr>
-            <w:tcW w:type="dxa" w:w="780"/>
-            <w:vAlign w:val="center"/>
-          </w:tcPr>
-          <w:p>
-            <w:r>
-              <w:t>48</w:t>
-            </w:r>
-          </w:p>
-        </w:tc>
-        <w:tc>
-          <w:tcPr>
-            <w:tcW w:type="dxa" w:w="780"/>
-            <w:vAlign w:val="center"/>
-          </w:tcPr>
-          <w:p>
-            <w:r>
-              <w:t>32</w:t>
-            </w:r>
-          </w:p>
-        </w:tc>
-        <w:tc>
-          <w:tcPr>
-            <w:tcW w:type="dxa" w:w="780"/>
-            <w:vAlign w:val="center"/>
-          </w:tcPr>
-          <w:p>
-            <w:r>
-              <w:t>2</w:t>
-            </w:r>
-          </w:p>
-        </w:tc>
-        <w:tc>
-          <w:tcPr>
-            <w:tcW w:type="dxa" w:w="780"/>
-            <w:vAlign w:val="center"/>
-          </w:tcPr>
-          <w:p>
-            <w:r>
-              <w:t>1</w:t>
-            </w:r>
-          </w:p>
-        </w:tc>
-        <w:tc>
-          <w:tcPr>
-            <w:tcW w:type="dxa" w:w="780"/>
-            <w:vAlign w:val="center"/>
-          </w:tcPr>
-          <w:p>
-            <w:r>
-              <w:t>0.000247782</w:t>
-            </w:r>
-          </w:p>
-        </w:tc>
-        <w:tc>
-          <w:tcPr>
-            <w:tcW w:type="dxa" w:w="780"/>
-            <w:vAlign w:val="center"/>
-          </w:tcPr>
-          <w:p>
-            <w:r>
-              <w:t>0.000247782</w:t>
-            </w:r>
-          </w:p>
-        </w:tc>
-        <w:tc>
-          <w:tcPr>
-            <w:tcW w:type="dxa" w:w="780"/>
-            <w:vAlign w:val="center"/>
-          </w:tcPr>
-          <w:p>
-            <w:r>
-              <w:t>0.673427</w:t>
-            </w:r>
-          </w:p>
-        </w:tc>
-        <w:tc>
-          <w:tcPr>
-            <w:tcW w:type="dxa" w:w="780"/>
-            <w:vAlign w:val="center"/>
-          </w:tcPr>
-          <w:p>
-            <w:r>
-              <w:t>0.336713</w:t>
-            </w:r>
-          </w:p>
-        </w:tc>
-        <w:tc>
-          <w:tcPr>
-            <w:tcW w:type="dxa" w:w="780"/>
-            <w:vAlign w:val="center"/>
-          </w:tcPr>
-          <w:p>
-            <w:r>
-              <w:t>1.000000</w:t>
-            </w:r>
-          </w:p>
-        </w:tc>
-        <w:tc>
-          <w:tcPr>
-            <w:tcW w:type="dxa" w:w="780"/>
-            <w:vAlign w:val="center"/>
-          </w:tcPr>
-          <w:p>
-            <w:r>
-              <w:t>1.000000</w:t>
+              <w:rPr>
+                <w:b w:val="0"/>
+              </w:rPr>
+              <w:t>12/16/16</w:t>
             </w:r>
           </w:p>
         </w:tc>
       </w:tr>
-      <w:tr>
-        <w:tc>
-          <w:tcPr>
-            <w:tcW w:type="dxa" w:w="780"/>
-            <w:vAlign w:val="center"/>
-          </w:tcPr>
-          <w:p>
-            <w:r>
-              <w:t>mpi</w:t>
-            </w:r>
-          </w:p>
-        </w:tc>
-        <w:tc>
-          <w:tcPr>
-            <w:tcW w:type="dxa" w:w="780"/>
-            <w:vAlign w:val="center"/>
-          </w:tcPr>
-          <w:p>
-            <w:r>
-              <w:t>64</w:t>
-            </w:r>
-          </w:p>
-        </w:tc>
-        <w:tc>
-          <w:tcPr>
-            <w:tcW w:type="dxa" w:w="780"/>
-            <w:vAlign w:val="center"/>
-          </w:tcPr>
-          <w:p>
-            <w:r>
-              <w:t>48</w:t>
-            </w:r>
-          </w:p>
-        </w:tc>
-        <w:tc>
-          <w:tcPr>
-            <w:tcW w:type="dxa" w:w="780"/>
-            <w:vAlign w:val="center"/>
-          </w:tcPr>
-          <w:p>
-            <w:r>
-              <w:t>32</w:t>
-            </w:r>
-          </w:p>
-        </w:tc>
-        <w:tc>
-          <w:tcPr>
-            <w:tcW w:type="dxa" w:w="780"/>
-            <w:vAlign w:val="center"/>
-          </w:tcPr>
-          <w:p>
-            <w:r>
-              <w:t>4</w:t>
-            </w:r>
-          </w:p>
-        </w:tc>
-        <w:tc>
-          <w:tcPr>
-            <w:tcW w:type="dxa" w:w="780"/>
-            <w:vAlign w:val="center"/>
-          </w:tcPr>
-          <w:p>
-            <w:r>
-              <w:t>1</w:t>
-            </w:r>
-          </w:p>
-        </w:tc>
-        <w:tc>
-          <w:tcPr>
-            <w:tcW w:type="dxa" w:w="780"/>
-            <w:vAlign w:val="center"/>
-          </w:tcPr>
-          <w:p>
-            <w:r>
-              <w:t>0.000159197</w:t>
-            </w:r>
-          </w:p>
-        </w:tc>
-        <w:tc>
-          <w:tcPr>
-            <w:tcW w:type="dxa" w:w="780"/>
-            <w:vAlign w:val="center"/>
-          </w:tcPr>
-          <w:p>
-            <w:r>
-              <w:t>0.000159197</w:t>
-            </w:r>
-          </w:p>
-        </w:tc>
-        <w:tc>
-          <w:tcPr>
-            <w:tcW w:type="dxa" w:w="780"/>
-            <w:vAlign w:val="center"/>
-          </w:tcPr>
-          <w:p>
-            <w:r>
-              <w:t>1.048154</w:t>
-            </w:r>
-          </w:p>
-        </w:tc>
-        <w:tc>
-          <w:tcPr>
-            <w:tcW w:type="dxa" w:w="780"/>
-            <w:vAlign w:val="center"/>
-          </w:tcPr>
-          <w:p>
-            <w:r>
-              <w:t>0.262039</w:t>
-            </w:r>
-          </w:p>
-        </w:tc>
-        <w:tc>
-          <w:tcPr>
-            <w:tcW w:type="dxa" w:w="780"/>
-            <w:vAlign w:val="center"/>
-          </w:tcPr>
-          <w:p>
-            <w:r>
-              <w:t>0.938744</w:t>
-            </w:r>
-          </w:p>
-        </w:tc>
-        <w:tc>
-          <w:tcPr>
-            <w:tcW w:type="dxa" w:w="780"/>
-            <w:vAlign w:val="center"/>
-          </w:tcPr>
-          <w:p>
-            <w:r>
-              <w:t>1.065253</w:t>
-            </w:r>
-          </w:p>
-        </w:tc>
-      </w:tr>
-      <w:tr>
-        <w:tc>
-          <w:tcPr>
-            <w:tcW w:type="dxa" w:w="780"/>
-            <w:vAlign w:val="center"/>
-          </w:tcPr>
-          <w:p>
-            <w:r>
-              <w:t>mpi_2d</w:t>
-            </w:r>
-          </w:p>
-        </w:tc>
-        <w:tc>
-          <w:tcPr>
-            <w:tcW w:type="dxa" w:w="780"/>
-            <w:vAlign w:val="center"/>
-          </w:tcPr>
-          <w:p>
-            <w:r>
-              <w:t>64</w:t>
-            </w:r>
-          </w:p>
-        </w:tc>
-        <w:tc>
-          <w:tcPr>
-            <w:tcW w:type="dxa" w:w="780"/>
-            <w:vAlign w:val="center"/>
-          </w:tcPr>
-          <w:p>
-            <w:r>
-              <w:t>48</w:t>
-            </w:r>
-          </w:p>
-        </w:tc>
-        <w:tc>
-          <w:tcPr>
-            <w:tcW w:type="dxa" w:w="780"/>
-            <w:vAlign w:val="center"/>
-          </w:tcPr>
-          <w:p>
-            <w:r>
-              <w:t>32</w:t>
-            </w:r>
-          </w:p>
-        </w:tc>
-        <w:tc>
-          <w:tcPr>
-            <w:tcW w:type="dxa" w:w="780"/>
-            <w:vAlign w:val="center"/>
-          </w:tcPr>
-          <w:p>
-            <w:r>
-              <w:t>1</w:t>
-            </w:r>
-          </w:p>
-        </w:tc>
-        <w:tc>
-          <w:tcPr>
-            <w:tcW w:type="dxa" w:w="780"/>
-            <w:vAlign w:val="center"/>
-          </w:tcPr>
-          <w:p>
-            <w:r>
-              <w:t>1</w:t>
-            </w:r>
-          </w:p>
-        </w:tc>
-        <w:tc>
-          <w:tcPr>
-            <w:tcW w:type="dxa" w:w="780"/>
-            <w:vAlign w:val="center"/>
-          </w:tcPr>
-          <w:p>
-            <w:r>
-              <w:t>0.000166455</w:t>
-            </w:r>
-          </w:p>
-        </w:tc>
-        <w:tc>
-          <w:tcPr>
-            <w:tcW w:type="dxa" w:w="780"/>
-            <w:vAlign w:val="center"/>
-          </w:tcPr>
-          <w:p>
-            <w:r>
-              <w:t>0.000166455</w:t>
-            </w:r>
-          </w:p>
-        </w:tc>
-        <w:tc>
-          <w:tcPr>
-            <w:tcW w:type="dxa" w:w="780"/>
-            <w:vAlign w:val="center"/>
-          </w:tcPr>
-          <w:p>
-            <w:r>
-              <w:t>1.000000</w:t>
-            </w:r>
-          </w:p>
-        </w:tc>
-        <w:tc>
-          <w:tcPr>
-            <w:tcW w:type="dxa" w:w="780"/>
-            <w:vAlign w:val="center"/>
-          </w:tcPr>
-          <w:p>
-            <w:r>
-              <w:t>1.000000</w:t>
-            </w:r>
-          </w:p>
-        </w:tc>
-        <w:tc>
-          <w:tcPr>
-            <w:tcW w:type="dxa" w:w="780"/>
-            <w:vAlign w:val="center"/>
-          </w:tcPr>
-          <w:p>
-            <w:r/>
-          </w:p>
-        </w:tc>
-        <w:tc>
-          <w:tcPr>
-            <w:tcW w:type="dxa" w:w="780"/>
-            <w:vAlign w:val="center"/>
-          </w:tcPr>
-          <w:p>
-            <w:r/>
-          </w:p>
-        </w:tc>
-      </w:tr>
-      <w:tr>
-        <w:tc>
-          <w:tcPr>
-            <w:tcW w:type="dxa" w:w="780"/>
-            <w:vAlign w:val="center"/>
-          </w:tcPr>
-          <w:p>
-            <w:r>
-              <w:t>mpi_2d</w:t>
-            </w:r>
-          </w:p>
-        </w:tc>
-        <w:tc>
-          <w:tcPr>
-            <w:tcW w:type="dxa" w:w="780"/>
-            <w:vAlign w:val="center"/>
-          </w:tcPr>
-          <w:p>
-            <w:r>
-              <w:t>64</w:t>
-            </w:r>
-          </w:p>
-        </w:tc>
-        <w:tc>
-          <w:tcPr>
-            <w:tcW w:type="dxa" w:w="780"/>
-            <w:vAlign w:val="center"/>
-          </w:tcPr>
-          <w:p>
-            <w:r>
-              <w:t>48</w:t>
-            </w:r>
-          </w:p>
-        </w:tc>
-        <w:tc>
-          <w:tcPr>
-            <w:tcW w:type="dxa" w:w="780"/>
-            <w:vAlign w:val="center"/>
-          </w:tcPr>
-          <w:p>
-            <w:r>
-              <w:t>32</w:t>
-            </w:r>
-          </w:p>
-        </w:tc>
-        <w:tc>
-          <w:tcPr>
-            <w:tcW w:type="dxa" w:w="780"/>
-            <w:vAlign w:val="center"/>
-          </w:tcPr>
-          <w:p>
-            <w:r>
-              <w:t>2</w:t>
-            </w:r>
-          </w:p>
-        </w:tc>
-        <w:tc>
-          <w:tcPr>
-            <w:tcW w:type="dxa" w:w="780"/>
-            <w:vAlign w:val="center"/>
-          </w:tcPr>
-          <w:p>
-            <w:r>
-              <w:t>1</w:t>
-            </w:r>
-          </w:p>
-        </w:tc>
-        <w:tc>
-          <w:tcPr>
-            <w:tcW w:type="dxa" w:w="780"/>
-            <w:vAlign w:val="center"/>
-          </w:tcPr>
-          <w:p>
-            <w:r>
-              <w:t>0.000313020</w:t>
-            </w:r>
-          </w:p>
-        </w:tc>
-        <w:tc>
-          <w:tcPr>
-            <w:tcW w:type="dxa" w:w="780"/>
-            <w:vAlign w:val="center"/>
-          </w:tcPr>
-          <w:p>
-            <w:r>
-              <w:t>0.000313020</w:t>
-            </w:r>
-          </w:p>
-        </w:tc>
-        <w:tc>
-          <w:tcPr>
-            <w:tcW w:type="dxa" w:w="780"/>
-            <w:vAlign w:val="center"/>
-          </w:tcPr>
-          <w:p>
-            <w:r>
-              <w:t>0.531771</w:t>
-            </w:r>
-          </w:p>
-        </w:tc>
-        <w:tc>
-          <w:tcPr>
-            <w:tcW w:type="dxa" w:w="780"/>
-            <w:vAlign w:val="center"/>
-          </w:tcPr>
-          <w:p>
-            <w:r>
-              <w:t>0.265886</w:t>
-            </w:r>
-          </w:p>
-        </w:tc>
-        <w:tc>
-          <w:tcPr>
-            <w:tcW w:type="dxa" w:w="780"/>
-            <w:vAlign w:val="center"/>
-          </w:tcPr>
-          <w:p>
-            <w:r>
-              <w:t>1.000000</w:t>
-            </w:r>
-          </w:p>
-        </w:tc>
-        <w:tc>
-          <w:tcPr>
-            <w:tcW w:type="dxa" w:w="780"/>
-            <w:vAlign w:val="center"/>
-          </w:tcPr>
-          <w:p>
-            <w:r>
-              <w:t>1.000000</w:t>
-            </w:r>
-          </w:p>
-        </w:tc>
-      </w:tr>
-      <w:tr>
-        <w:tc>
-          <w:tcPr>
-            <w:tcW w:type="dxa" w:w="780"/>
-            <w:vAlign w:val="center"/>
-          </w:tcPr>
-          <w:p>
-            <w:r>
-              <w:t>mpi_2d</w:t>
-            </w:r>
-          </w:p>
-        </w:tc>
-        <w:tc>
-          <w:tcPr>
-            <w:tcW w:type="dxa" w:w="780"/>
-            <w:vAlign w:val="center"/>
-          </w:tcPr>
-          <w:p>
-            <w:r>
-              <w:t>64</w:t>
-            </w:r>
-          </w:p>
-        </w:tc>
-        <w:tc>
-          <w:tcPr>
-            <w:tcW w:type="dxa" w:w="780"/>
-            <w:vAlign w:val="center"/>
-          </w:tcPr>
-          <w:p>
-            <w:r>
-              <w:t>48</w:t>
-            </w:r>
-          </w:p>
-        </w:tc>
-        <w:tc>
-          <w:tcPr>
-            <w:tcW w:type="dxa" w:w="780"/>
-            <w:vAlign w:val="center"/>
-          </w:tcPr>
-          <w:p>
-            <w:r>
-              <w:t>32</w:t>
-            </w:r>
-          </w:p>
-        </w:tc>
-        <w:tc>
-          <w:tcPr>
-            <w:tcW w:type="dxa" w:w="780"/>
-            <w:vAlign w:val="center"/>
-          </w:tcPr>
-          <w:p>
-            <w:r>
-              <w:t>4</w:t>
-            </w:r>
-          </w:p>
-        </w:tc>
-        <w:tc>
-          <w:tcPr>
-            <w:tcW w:type="dxa" w:w="780"/>
-            <w:vAlign w:val="center"/>
-          </w:tcPr>
-          <w:p>
-            <w:r>
-              <w:t>1</w:t>
-            </w:r>
-          </w:p>
-        </w:tc>
-        <w:tc>
-          <w:tcPr>
-            <w:tcW w:type="dxa" w:w="780"/>
-            <w:vAlign w:val="center"/>
-          </w:tcPr>
-          <w:p>
-            <w:r>
-              <w:t>0.000405086</w:t>
-            </w:r>
-          </w:p>
-        </w:tc>
-        <w:tc>
-          <w:tcPr>
-            <w:tcW w:type="dxa" w:w="780"/>
-            <w:vAlign w:val="center"/>
-          </w:tcPr>
-          <w:p>
-            <w:r>
-              <w:t>0.000405086</w:t>
-            </w:r>
-          </w:p>
-        </w:tc>
-        <w:tc>
-          <w:tcPr>
-            <w:tcW w:type="dxa" w:w="780"/>
-            <w:vAlign w:val="center"/>
-          </w:tcPr>
-          <w:p>
-            <w:r>
-              <w:t>0.410913</w:t>
-            </w:r>
-          </w:p>
-        </w:tc>
-        <w:tc>
-          <w:tcPr>
-            <w:tcW w:type="dxa" w:w="780"/>
-            <w:vAlign w:val="center"/>
-          </w:tcPr>
-          <w:p>
-            <w:r>
-              <w:t>0.102728</w:t>
-            </w:r>
-          </w:p>
-        </w:tc>
-        <w:tc>
-          <w:tcPr>
-            <w:tcW w:type="dxa" w:w="780"/>
-            <w:vAlign w:val="center"/>
-          </w:tcPr>
-          <w:p>
-            <w:r>
-              <w:t>1.000000</w:t>
-            </w:r>
-          </w:p>
-        </w:tc>
-        <w:tc>
-          <w:tcPr>
-            <w:tcW w:type="dxa" w:w="780"/>
-            <w:vAlign w:val="center"/>
-          </w:tcPr>
-          <w:p>
-            <w:r>
-              <w:t>1.000000</w:t>
-            </w:r>
-          </w:p>
-        </w:tc>
-      </w:tr>
-      <w:tr>
-        <w:tc>
-          <w:tcPr>
-            <w:tcW w:type="dxa" w:w="780"/>
-            <w:vAlign w:val="center"/>
-          </w:tcPr>
-          <w:p>
-            <w:r>
-              <w:t>mpi_tiled</w:t>
-            </w:r>
-          </w:p>
-        </w:tc>
-        <w:tc>
-          <w:tcPr>
-            <w:tcW w:type="dxa" w:w="780"/>
-            <w:vAlign w:val="center"/>
-          </w:tcPr>
-          <w:p>
-            <w:r>
-              <w:t>64</w:t>
-            </w:r>
-          </w:p>
-        </w:tc>
-        <w:tc>
-          <w:tcPr>
-            <w:tcW w:type="dxa" w:w="780"/>
-            <w:vAlign w:val="center"/>
-          </w:tcPr>
-          <w:p>
-            <w:r>
-              <w:t>48</w:t>
-            </w:r>
-          </w:p>
-        </w:tc>
-        <w:tc>
-          <w:tcPr>
-            <w:tcW w:type="dxa" w:w="780"/>
-            <w:vAlign w:val="center"/>
-          </w:tcPr>
-          <w:p>
-            <w:r>
-              <w:t>32</w:t>
-            </w:r>
-          </w:p>
-        </w:tc>
-        <w:tc>
-          <w:tcPr>
-            <w:tcW w:type="dxa" w:w="780"/>
-            <w:vAlign w:val="center"/>
-          </w:tcPr>
-          <w:p>
-            <w:r>
-              <w:t>1</w:t>
-            </w:r>
-          </w:p>
-        </w:tc>
-        <w:tc>
-          <w:tcPr>
-            <w:tcW w:type="dxa" w:w="780"/>
-            <w:vAlign w:val="center"/>
-          </w:tcPr>
-          <w:p>
-            <w:r>
-              <w:t>1</w:t>
-            </w:r>
-          </w:p>
-        </w:tc>
-        <w:tc>
-          <w:tcPr>
-            <w:tcW w:type="dxa" w:w="780"/>
-            <w:vAlign w:val="center"/>
-          </w:tcPr>
-          <w:p>
-            <w:r>
-              <w:t>0.000136678</w:t>
-            </w:r>
-          </w:p>
-        </w:tc>
-        <w:tc>
-          <w:tcPr>
-            <w:tcW w:type="dxa" w:w="780"/>
-            <w:vAlign w:val="center"/>
-          </w:tcPr>
-          <w:p>
-            <w:r>
-              <w:t>0.000136678</w:t>
-            </w:r>
-          </w:p>
-        </w:tc>
-        <w:tc>
-          <w:tcPr>
-            <w:tcW w:type="dxa" w:w="780"/>
-            <w:vAlign w:val="center"/>
-          </w:tcPr>
-          <w:p>
-            <w:r>
-              <w:t>1.000000</w:t>
-            </w:r>
-          </w:p>
-        </w:tc>
-        <w:tc>
-          <w:tcPr>
-            <w:tcW w:type="dxa" w:w="780"/>
-            <w:vAlign w:val="center"/>
-          </w:tcPr>
-          <w:p>
-            <w:r>
-              <w:t>1.000000</w:t>
-            </w:r>
-          </w:p>
-        </w:tc>
-        <w:tc>
-          <w:tcPr>
-            <w:tcW w:type="dxa" w:w="780"/>
-            <w:vAlign w:val="center"/>
-          </w:tcPr>
-          <w:p>
-            <w:r/>
-          </w:p>
-        </w:tc>
-        <w:tc>
-          <w:tcPr>
-            <w:tcW w:type="dxa" w:w="780"/>
-            <w:vAlign w:val="center"/>
-          </w:tcPr>
-          <w:p>
-            <w:r/>
-          </w:p>
-        </w:tc>
-      </w:tr>
-      <w:tr>
-        <w:tc>
-          <w:tcPr>
-            <w:tcW w:type="dxa" w:w="780"/>
-            <w:vAlign w:val="center"/>
-          </w:tcPr>
-          <w:p>
-            <w:r>
-              <w:t>mpi_tiled</w:t>
-            </w:r>
-          </w:p>
-        </w:tc>
-        <w:tc>
-          <w:tcPr>
-            <w:tcW w:type="dxa" w:w="780"/>
-            <w:vAlign w:val="center"/>
-          </w:tcPr>
-          <w:p>
-            <w:r>
-              <w:t>64</w:t>
-            </w:r>
-          </w:p>
-        </w:tc>
-        <w:tc>
-          <w:tcPr>
-            <w:tcW w:type="dxa" w:w="780"/>
-            <w:vAlign w:val="center"/>
-          </w:tcPr>
-          <w:p>
-            <w:r>
-              <w:t>48</w:t>
-            </w:r>
-          </w:p>
-        </w:tc>
-        <w:tc>
-          <w:tcPr>
-            <w:tcW w:type="dxa" w:w="780"/>
-            <w:vAlign w:val="center"/>
-          </w:tcPr>
-          <w:p>
-            <w:r>
-              <w:t>32</w:t>
-            </w:r>
-          </w:p>
-        </w:tc>
-        <w:tc>
-          <w:tcPr>
-            <w:tcW w:type="dxa" w:w="780"/>
-            <w:vAlign w:val="center"/>
-          </w:tcPr>
-          <w:p>
-            <w:r>
-              <w:t>2</w:t>
-            </w:r>
-          </w:p>
-        </w:tc>
-        <w:tc>
-          <w:tcPr>
-            <w:tcW w:type="dxa" w:w="780"/>
-            <w:vAlign w:val="center"/>
-          </w:tcPr>
-          <w:p>
-            <w:r>
-              <w:t>1</w:t>
-            </w:r>
-          </w:p>
-        </w:tc>
-        <w:tc>
-          <w:tcPr>
-            <w:tcW w:type="dxa" w:w="780"/>
-            <w:vAlign w:val="center"/>
-          </w:tcPr>
-          <w:p>
-            <w:r>
-              <w:t>0.000122975</w:t>
-            </w:r>
-          </w:p>
-        </w:tc>
-        <w:tc>
-          <w:tcPr>
-            <w:tcW w:type="dxa" w:w="780"/>
-            <w:vAlign w:val="center"/>
-          </w:tcPr>
-          <w:p>
-            <w:r>
-              <w:t>0.000122975</w:t>
-            </w:r>
-          </w:p>
-        </w:tc>
-        <w:tc>
-          <w:tcPr>
-            <w:tcW w:type="dxa" w:w="780"/>
-            <w:vAlign w:val="center"/>
-          </w:tcPr>
-          <w:p>
-            <w:r>
-              <w:t>1.111429</w:t>
-            </w:r>
-          </w:p>
-        </w:tc>
-        <w:tc>
-          <w:tcPr>
-            <w:tcW w:type="dxa" w:w="780"/>
-            <w:vAlign w:val="center"/>
-          </w:tcPr>
-          <w:p>
-            <w:r>
-              <w:t>0.555715</w:t>
-            </w:r>
-          </w:p>
-        </w:tc>
-        <w:tc>
-          <w:tcPr>
-            <w:tcW w:type="dxa" w:w="780"/>
-            <w:vAlign w:val="center"/>
-          </w:tcPr>
-          <w:p>
-            <w:r>
-              <w:t>0.799485</w:t>
-            </w:r>
-          </w:p>
-        </w:tc>
-        <w:tc>
-          <w:tcPr>
-            <w:tcW w:type="dxa" w:w="780"/>
-            <w:vAlign w:val="center"/>
-          </w:tcPr>
-          <w:p>
-            <w:r>
-              <w:t>1.250805</w:t>
-            </w:r>
-          </w:p>
-        </w:tc>
-      </w:tr>
-      <w:tr>
-        <w:tc>
-          <w:tcPr>
-            <w:tcW w:type="dxa" w:w="780"/>
-            <w:vAlign w:val="center"/>
-          </w:tcPr>
-          <w:p>
-            <w:r>
-              <w:t>mpi_tiled</w:t>
-            </w:r>
-          </w:p>
-        </w:tc>
-        <w:tc>
-          <w:tcPr>
-            <w:tcW w:type="dxa" w:w="780"/>
-            <w:vAlign w:val="center"/>
-          </w:tcPr>
-          <w:p>
-            <w:r>
-              <w:t>64</w:t>
-            </w:r>
-          </w:p>
-        </w:tc>
-        <w:tc>
-          <w:tcPr>
-            <w:tcW w:type="dxa" w:w="780"/>
-            <w:vAlign w:val="center"/>
-          </w:tcPr>
-          <w:p>
-            <w:r>
-              <w:t>48</w:t>
-            </w:r>
-          </w:p>
-        </w:tc>
-        <w:tc>
-          <w:tcPr>
-            <w:tcW w:type="dxa" w:w="780"/>
-            <w:vAlign w:val="center"/>
-          </w:tcPr>
-          <w:p>
-            <w:r>
-              <w:t>32</w:t>
-            </w:r>
-          </w:p>
-        </w:tc>
-        <w:tc>
-          <w:tcPr>
-            <w:tcW w:type="dxa" w:w="780"/>
-            <w:vAlign w:val="center"/>
-          </w:tcPr>
-          <w:p>
-            <w:r>
-              <w:t>4</w:t>
-            </w:r>
-          </w:p>
-        </w:tc>
-        <w:tc>
-          <w:tcPr>
-            <w:tcW w:type="dxa" w:w="780"/>
-            <w:vAlign w:val="center"/>
-          </w:tcPr>
-          <w:p>
-            <w:r>
-              <w:t>1</w:t>
-            </w:r>
-          </w:p>
-        </w:tc>
-        <w:tc>
-          <w:tcPr>
-            <w:tcW w:type="dxa" w:w="780"/>
-            <w:vAlign w:val="center"/>
-          </w:tcPr>
-          <w:p>
-            <w:r>
-              <w:t>0.000307888</w:t>
-            </w:r>
-          </w:p>
-        </w:tc>
-        <w:tc>
-          <w:tcPr>
-            <w:tcW w:type="dxa" w:w="780"/>
-            <w:vAlign w:val="center"/>
-          </w:tcPr>
-          <w:p>
-            <w:r>
-              <w:t>0.000307888</w:t>
-            </w:r>
-          </w:p>
-        </w:tc>
-        <w:tc>
-          <w:tcPr>
-            <w:tcW w:type="dxa" w:w="780"/>
-            <w:vAlign w:val="center"/>
-          </w:tcPr>
-          <w:p>
-            <w:r>
-              <w:t>0.443921</w:t>
-            </w:r>
-          </w:p>
-        </w:tc>
-        <w:tc>
-          <w:tcPr>
-            <w:tcW w:type="dxa" w:w="780"/>
-            <w:vAlign w:val="center"/>
-          </w:tcPr>
-          <w:p>
-            <w:r>
-              <w:t>0.110980</w:t>
-            </w:r>
-          </w:p>
-        </w:tc>
-        <w:tc>
-          <w:tcPr>
-            <w:tcW w:type="dxa" w:w="780"/>
-            <w:vAlign w:val="center"/>
-          </w:tcPr>
-          <w:p>
-            <w:r>
-              <w:t>1.000000</w:t>
-            </w:r>
-          </w:p>
-        </w:tc>
-        <w:tc>
-          <w:tcPr>
-            <w:tcW w:type="dxa" w:w="780"/>
-            <w:vAlign w:val="center"/>
-          </w:tcPr>
-          <w:p>
-            <w:r>
-              <w:t>1.000000</w:t>
-            </w:r>
-          </w:p>
-        </w:tc>
-      </w:tr>
-      <w:tr>
-        <w:tc>
-          <w:tcPr>
-            <w:tcW w:type="dxa" w:w="780"/>
-            <w:vAlign w:val="center"/>
-          </w:tcPr>
-          <w:p>
-            <w:r>
-              <w:t>seq</w:t>
-            </w:r>
-          </w:p>
-        </w:tc>
-        <w:tc>
-          <w:tcPr>
-            <w:tcW w:type="dxa" w:w="780"/>
-            <w:vAlign w:val="center"/>
-          </w:tcPr>
-          <w:p>
-            <w:r>
-              <w:t>64</w:t>
-            </w:r>
-          </w:p>
-        </w:tc>
-        <w:tc>
-          <w:tcPr>
-            <w:tcW w:type="dxa" w:w="780"/>
-            <w:vAlign w:val="center"/>
-          </w:tcPr>
-          <w:p>
-            <w:r>
-              <w:t>48</w:t>
-            </w:r>
-          </w:p>
-        </w:tc>
-        <w:tc>
-          <w:tcPr>
-            <w:tcW w:type="dxa" w:w="780"/>
-            <w:vAlign w:val="center"/>
-          </w:tcPr>
-          <w:p>
-            <w:r>
-              <w:t>32</w:t>
-            </w:r>
-          </w:p>
-        </w:tc>
-        <w:tc>
-          <w:tcPr>
-            <w:tcW w:type="dxa" w:w="780"/>
-            <w:vAlign w:val="center"/>
-          </w:tcPr>
-          <w:p>
-            <w:r>
-              <w:t>1</w:t>
-            </w:r>
-          </w:p>
-        </w:tc>
-        <w:tc>
-          <w:tcPr>
-            <w:tcW w:type="dxa" w:w="780"/>
-            <w:vAlign w:val="center"/>
-          </w:tcPr>
-          <w:p>
-            <w:r>
-              <w:t>1</w:t>
-            </w:r>
-          </w:p>
-        </w:tc>
-        <w:tc>
-          <w:tcPr>
-            <w:tcW w:type="dxa" w:w="780"/>
-            <w:vAlign w:val="center"/>
-          </w:tcPr>
-          <w:p>
-            <w:r>
-              <w:t>0.000128534</w:t>
-            </w:r>
-          </w:p>
-        </w:tc>
-        <w:tc>
-          <w:tcPr>
-            <w:tcW w:type="dxa" w:w="780"/>
-            <w:vAlign w:val="center"/>
-          </w:tcPr>
-          <w:p>
-            <w:r>
-              <w:t>0.000128534</w:t>
-            </w:r>
-          </w:p>
-        </w:tc>
-        <w:tc>
-          <w:tcPr>
-            <w:tcW w:type="dxa" w:w="780"/>
-            <w:vAlign w:val="center"/>
-          </w:tcPr>
-          <w:p>
-            <w:r>
-              <w:t>1.000000</w:t>
-            </w:r>
-          </w:p>
-        </w:tc>
-        <w:tc>
-          <w:tcPr>
-            <w:tcW w:type="dxa" w:w="780"/>
-            <w:vAlign w:val="center"/>
-          </w:tcPr>
-          <w:p>
-            <w:r>
-              <w:t>1.000000</w:t>
-            </w:r>
-          </w:p>
-        </w:tc>
-        <w:tc>
-          <w:tcPr>
-            <w:tcW w:type="dxa" w:w="780"/>
-            <w:vAlign w:val="center"/>
-          </w:tcPr>
-          <w:p>
-            <w:r/>
-          </w:p>
-        </w:tc>
-        <w:tc>
-          <w:tcPr>
-            <w:tcW w:type="dxa" w:w="780"/>
-            <w:vAlign w:val="center"/>
-          </w:tcPr>
-          <w:p>
-            <w:r/>
-          </w:p>
-        </w:tc>
-      </w:tr>
-      <w:tr>
-        <w:tc>
-          <w:tcPr>
-            <w:tcW w:type="dxa" w:w="780"/>
-            <w:vAlign w:val="center"/>
-          </w:tcPr>
-          <w:p>
-            <w:r>
-              <w:t>seq_tiled</w:t>
-            </w:r>
-          </w:p>
-        </w:tc>
-        <w:tc>
-          <w:tcPr>
-            <w:tcW w:type="dxa" w:w="780"/>
-            <w:vAlign w:val="center"/>
-          </w:tcPr>
-          <w:p>
-            <w:r>
-              <w:t>64</w:t>
-            </w:r>
-          </w:p>
-        </w:tc>
-        <w:tc>
-          <w:tcPr>
-            <w:tcW w:type="dxa" w:w="780"/>
-            <w:vAlign w:val="center"/>
-          </w:tcPr>
-          <w:p>
-            <w:r>
-              <w:t>48</w:t>
-            </w:r>
-          </w:p>
-        </w:tc>
-        <w:tc>
-          <w:tcPr>
-            <w:tcW w:type="dxa" w:w="780"/>
-            <w:vAlign w:val="center"/>
-          </w:tcPr>
-          <w:p>
-            <w:r>
-              <w:t>32</w:t>
-            </w:r>
-          </w:p>
-        </w:tc>
-        <w:tc>
-          <w:tcPr>
-            <w:tcW w:type="dxa" w:w="780"/>
-            <w:vAlign w:val="center"/>
-          </w:tcPr>
-          <w:p>
-            <w:r>
-              <w:t>1</w:t>
-            </w:r>
-          </w:p>
-        </w:tc>
-        <w:tc>
-          <w:tcPr>
-            <w:tcW w:type="dxa" w:w="780"/>
-            <w:vAlign w:val="center"/>
-          </w:tcPr>
-          <w:p>
-            <w:r>
-              <w:t>1</w:t>
-            </w:r>
-          </w:p>
-        </w:tc>
-        <w:tc>
-          <w:tcPr>
-            <w:tcW w:type="dxa" w:w="780"/>
-            <w:vAlign w:val="center"/>
-          </w:tcPr>
-          <w:p>
-            <w:r>
-              <w:t>0.000100208</w:t>
-            </w:r>
-          </w:p>
-        </w:tc>
-        <w:tc>
-          <w:tcPr>
-            <w:tcW w:type="dxa" w:w="780"/>
-            <w:vAlign w:val="center"/>
-          </w:tcPr>
-          <w:p>
-            <w:r>
-              <w:t>0.000100208</w:t>
-            </w:r>
-          </w:p>
-        </w:tc>
-        <w:tc>
-          <w:tcPr>
-            <w:tcW w:type="dxa" w:w="780"/>
-            <w:vAlign w:val="center"/>
-          </w:tcPr>
-          <w:p>
-            <w:r>
-              <w:t>1.000000</w:t>
-            </w:r>
-          </w:p>
-        </w:tc>
-        <w:tc>
-          <w:tcPr>
-            <w:tcW w:type="dxa" w:w="780"/>
-            <w:vAlign w:val="center"/>
-          </w:tcPr>
-          <w:p>
-            <w:r>
-              <w:t>1.000000</w:t>
-            </w:r>
-          </w:p>
-        </w:tc>
-        <w:tc>
-          <w:tcPr>
-            <w:tcW w:type="dxa" w:w="780"/>
-            <w:vAlign w:val="center"/>
-          </w:tcPr>
-          <w:p>
-            <w:r/>
-          </w:p>
-        </w:tc>
-        <w:tc>
-          <w:tcPr>
-            <w:tcW w:type="dxa" w:w="780"/>
-            <w:vAlign w:val="center"/>
-          </w:tcPr>
-          <w:p>
-            <w:r/>
-          </w:p>
-        </w:tc>
-      </w:tr>
     </w:tbl>
+    <w:p/>
     <w:p>
       <w:pPr>
-        <w:pStyle w:val="Heading2"/>
+        <w:spacing w:after="120" w:line="259" w:lineRule="auto"/>
       </w:pPr>
       <w:r>
-        <w:rPr>
-          <w:color w:val="2E74B5"/>
-        </w:rPr>
-        <w:t>Bieu do Execution Time, Speedup, Efficiency</w:t>
+        <w:t>Trong các cấu hình đã đo, p9 có best/min runtime tốt nhất với 144.972 giây và 13.796 GFLOP/s. p12 đứng thứ hai với 148.039 giây, chỉ chậm hơn khoảng 2.12%. Vì p9 chạy 3 lần còn p12 mới chạy 1 lần, nên cần chạy lặp p12 trong điều kiện mạng tương tự nếu muốn kết luận ổn định hơn. Ngược lại, p44 dùng toàn bộ 44 logical core nhưng chậm hơn p9 hơn 2 lần do overhead pack/send và số block/thông điệp tăng mạnh.</w:t>
       </w:r>
     </w:p>
     <w:p>
       <w:r>
         <w:drawing>
           <wp:inline xmlns:a="http://schemas.openxmlformats.org/drawingml/2006/main" xmlns:pic="http://schemas.openxmlformats.org/drawingml/2006/picture">
-            <wp:extent cx="5852160" cy="3381248"/>
+            <wp:extent cx="5760720" cy="3200400"/>
             <wp:docPr id="1" name="Picture 1"/>
             <wp:cNvGraphicFramePr>
               <a:graphicFrameLocks noChangeAspect="1"/>
@@ -2755,7 +1576,7 @@
               <a:graphicData uri="http://schemas.openxmlformats.org/drawingml/2006/picture">
                 <pic:pic>
                   <pic:nvPicPr>
-                    <pic:cNvPr id="0" name="process_sweep_MKN64x48x32_efficiency.png"/>
+                    <pic:cNvPr id="0" name="runtime_by_process.png"/>
                     <pic:cNvPicPr/>
                   </pic:nvPicPr>
                   <pic:blipFill>
@@ -2767,7 +1588,7 @@
                   <pic:spPr>
                     <a:xfrm>
                       <a:off x="0" y="0"/>
-                      <a:ext cx="5852160" cy="3381248"/>
+                      <a:ext cx="5760720" cy="3200400"/>
                     </a:xfrm>
                     <a:prstGeom prst="rect"/>
                   </pic:spPr>
@@ -2784,14 +1605,14 @@
         <w:jc w:val="center"/>
       </w:pPr>
       <w:r>
-        <w:t>process_sweep_MKN64x48x32_efficiency</w:t>
+        <w:t>Hình 1. Runtime tốt nhất theo số process MPI.</w:t>
       </w:r>
     </w:p>
     <w:p>
       <w:r>
         <w:drawing>
           <wp:inline xmlns:a="http://schemas.openxmlformats.org/drawingml/2006/main" xmlns:pic="http://schemas.openxmlformats.org/drawingml/2006/picture">
-            <wp:extent cx="5852160" cy="3381248"/>
+            <wp:extent cx="5760720" cy="3200400"/>
             <wp:docPr id="2" name="Picture 2"/>
             <wp:cNvGraphicFramePr>
               <a:graphicFrameLocks noChangeAspect="1"/>
@@ -2800,7 +1621,7 @@
               <a:graphicData uri="http://schemas.openxmlformats.org/drawingml/2006/picture">
                 <pic:pic>
                   <pic:nvPicPr>
-                    <pic:cNvPr id="0" name="process_sweep_MKN64x48x32_speedup.png"/>
+                    <pic:cNvPr id="0" name="gflops_by_process.png"/>
                     <pic:cNvPicPr/>
                   </pic:nvPicPr>
                   <pic:blipFill>
@@ -2812,7 +1633,7 @@
                   <pic:spPr>
                     <a:xfrm>
                       <a:off x="0" y="0"/>
-                      <a:ext cx="5852160" cy="3381248"/>
+                      <a:ext cx="5760720" cy="3200400"/>
                     </a:xfrm>
                     <a:prstGeom prst="rect"/>
                   </pic:spPr>
@@ -2829,14 +1650,14 @@
         <w:jc w:val="center"/>
       </w:pPr>
       <w:r>
-        <w:t>process_sweep_MKN64x48x32_speedup</w:t>
+        <w:t>Hình 2. Thông lượng GFLOP/s theo số process MPI.</w:t>
       </w:r>
     </w:p>
     <w:p>
       <w:r>
         <w:drawing>
           <wp:inline xmlns:a="http://schemas.openxmlformats.org/drawingml/2006/main" xmlns:pic="http://schemas.openxmlformats.org/drawingml/2006/picture">
-            <wp:extent cx="5852160" cy="3381248"/>
+            <wp:extent cx="5760720" cy="3200400"/>
             <wp:docPr id="3" name="Picture 3"/>
             <wp:cNvGraphicFramePr>
               <a:graphicFrameLocks noChangeAspect="1"/>
@@ -2845,7 +1666,7 @@
               <a:graphicData uri="http://schemas.openxmlformats.org/drawingml/2006/picture">
                 <pic:pic>
                   <pic:nvPicPr>
-                    <pic:cNvPr id="0" name="process_sweep_MKN64x48x32_time_min_sec.png"/>
+                    <pic:cNvPr id="0" name="speedup_vs_p4.png"/>
                     <pic:cNvPicPr/>
                   </pic:nvPicPr>
                   <pic:blipFill>
@@ -2857,7 +1678,7 @@
                   <pic:spPr>
                     <a:xfrm>
                       <a:off x="0" y="0"/>
-                      <a:ext cx="5852160" cy="3381248"/>
+                      <a:ext cx="5760720" cy="3200400"/>
                     </a:xfrm>
                     <a:prstGeom prst="rect"/>
                   </pic:spPr>
@@ -2874,764 +1695,52 @@
         <w:jc w:val="center"/>
       </w:pPr>
       <w:r>
-        <w:t>process_sweep_MKN64x48x32_time_min_sec</w:t>
+        <w:t>Hình 3. Speedup tương đối theo mốc p4.</w:t>
+      </w:r>
+    </w:p>
+    <w:p>
+      <w:r>
+        <w:drawing>
+          <wp:inline xmlns:a="http://schemas.openxmlformats.org/drawingml/2006/main" xmlns:pic="http://schemas.openxmlformats.org/drawingml/2006/picture">
+            <wp:extent cx="5760720" cy="3200400"/>
+            <wp:docPr id="4" name="Picture 4"/>
+            <wp:cNvGraphicFramePr>
+              <a:graphicFrameLocks noChangeAspect="1"/>
+            </wp:cNvGraphicFramePr>
+            <a:graphic>
+              <a:graphicData uri="http://schemas.openxmlformats.org/drawingml/2006/picture">
+                <pic:pic>
+                  <pic:nvPicPr>
+                    <pic:cNvPr id="0" name="efficiency_vs_p4.png"/>
+                    <pic:cNvPicPr/>
+                  </pic:nvPicPr>
+                  <pic:blipFill>
+                    <a:blip r:embed="rId12"/>
+                    <a:stretch>
+                      <a:fillRect/>
+                    </a:stretch>
+                  </pic:blipFill>
+                  <pic:spPr>
+                    <a:xfrm>
+                      <a:off x="0" y="0"/>
+                      <a:ext cx="5760720" cy="3200400"/>
+                    </a:xfrm>
+                    <a:prstGeom prst="rect"/>
+                  </pic:spPr>
+                </pic:pic>
+              </a:graphicData>
+            </a:graphic>
+          </wp:inline>
+        </w:drawing>
       </w:r>
     </w:p>
     <w:p>
       <w:pPr>
-        <w:pStyle w:val="Heading2"/>
+        <w:spacing w:after="160"/>
+        <w:jc w:val="center"/>
       </w:pPr>
       <w:r>
-        <w:rPr>
-          <w:color w:val="2E74B5"/>
-        </w:rPr>
-        <w:t>Evidence checksum</w:t>
-      </w:r>
-    </w:p>
-    <w:tbl>
-      <w:tblPr>
-        <w:tblStyle w:val="TableGrid"/>
-        <w:tblW w:type="auto" w:w="0"/>
-        <w:tblLook w:firstColumn="1" w:firstRow="1" w:lastColumn="0" w:lastRow="0" w:noHBand="0" w:noVBand="1" w:val="04A0"/>
-      </w:tblPr>
-      <w:tblGrid>
-        <w:gridCol w:w="1337"/>
-        <w:gridCol w:w="1337"/>
-        <w:gridCol w:w="1337"/>
-        <w:gridCol w:w="1337"/>
-        <w:gridCol w:w="1337"/>
-        <w:gridCol w:w="1337"/>
-        <w:gridCol w:w="1337"/>
-      </w:tblGrid>
-      <w:tr>
-        <w:tc>
-          <w:tcPr>
-            <w:tcW w:type="dxa" w:w="1337"/>
-            <w:shd w:fill="F2F4F7"/>
-          </w:tcPr>
-          <w:p>
-            <w:r>
-              <w:t>variant</w:t>
-            </w:r>
-          </w:p>
-        </w:tc>
-        <w:tc>
-          <w:tcPr>
-            <w:tcW w:type="dxa" w:w="1337"/>
-            <w:shd w:fill="F2F4F7"/>
-          </w:tcPr>
-          <w:p>
-            <w:r>
-              <w:t>M</w:t>
-            </w:r>
-          </w:p>
-        </w:tc>
-        <w:tc>
-          <w:tcPr>
-            <w:tcW w:type="dxa" w:w="1337"/>
-            <w:shd w:fill="F2F4F7"/>
-          </w:tcPr>
-          <w:p>
-            <w:r>
-              <w:t>K</w:t>
-            </w:r>
-          </w:p>
-        </w:tc>
-        <w:tc>
-          <w:tcPr>
-            <w:tcW w:type="dxa" w:w="1337"/>
-            <w:shd w:fill="F2F4F7"/>
-          </w:tcPr>
-          <w:p>
-            <w:r>
-              <w:t>N</w:t>
-            </w:r>
-          </w:p>
-        </w:tc>
-        <w:tc>
-          <w:tcPr>
-            <w:tcW w:type="dxa" w:w="1337"/>
-            <w:shd w:fill="F2F4F7"/>
-          </w:tcPr>
-          <w:p>
-            <w:r>
-              <w:t>processes</w:t>
-            </w:r>
-          </w:p>
-        </w:tc>
-        <w:tc>
-          <w:tcPr>
-            <w:tcW w:type="dxa" w:w="1337"/>
-            <w:shd w:fill="F2F4F7"/>
-          </w:tcPr>
-          <w:p>
-            <w:r>
-              <w:t>nodes</w:t>
-            </w:r>
-          </w:p>
-        </w:tc>
-        <w:tc>
-          <w:tcPr>
-            <w:tcW w:type="dxa" w:w="1337"/>
-            <w:shd w:fill="F2F4F7"/>
-          </w:tcPr>
-          <w:p>
-            <w:r>
-              <w:t>status</w:t>
-            </w:r>
-          </w:p>
-        </w:tc>
-      </w:tr>
-      <w:tr>
-        <w:tc>
-          <w:tcPr>
-            <w:tcW w:type="dxa" w:w="1337"/>
-            <w:vAlign w:val="center"/>
-          </w:tcPr>
-          <w:p>
-            <w:r>
-              <w:t>mpi</w:t>
-            </w:r>
-          </w:p>
-        </w:tc>
-        <w:tc>
-          <w:tcPr>
-            <w:tcW w:type="dxa" w:w="1337"/>
-            <w:vAlign w:val="center"/>
-          </w:tcPr>
-          <w:p>
-            <w:r>
-              <w:t>64</w:t>
-            </w:r>
-          </w:p>
-        </w:tc>
-        <w:tc>
-          <w:tcPr>
-            <w:tcW w:type="dxa" w:w="1337"/>
-            <w:vAlign w:val="center"/>
-          </w:tcPr>
-          <w:p>
-            <w:r>
-              <w:t>48</w:t>
-            </w:r>
-          </w:p>
-        </w:tc>
-        <w:tc>
-          <w:tcPr>
-            <w:tcW w:type="dxa" w:w="1337"/>
-            <w:vAlign w:val="center"/>
-          </w:tcPr>
-          <w:p>
-            <w:r>
-              <w:t>32</w:t>
-            </w:r>
-          </w:p>
-        </w:tc>
-        <w:tc>
-          <w:tcPr>
-            <w:tcW w:type="dxa" w:w="1337"/>
-            <w:vAlign w:val="center"/>
-          </w:tcPr>
-          <w:p>
-            <w:r>
-              <w:t>1</w:t>
-            </w:r>
-          </w:p>
-        </w:tc>
-        <w:tc>
-          <w:tcPr>
-            <w:tcW w:type="dxa" w:w="1337"/>
-            <w:vAlign w:val="center"/>
-          </w:tcPr>
-          <w:p>
-            <w:r>
-              <w:t>1</w:t>
-            </w:r>
-          </w:p>
-        </w:tc>
-        <w:tc>
-          <w:tcPr>
-            <w:tcW w:type="dxa" w:w="1337"/>
-            <w:vAlign w:val="center"/>
-          </w:tcPr>
-          <w:p>
-            <w:r>
-              <w:t>OK</w:t>
-            </w:r>
-          </w:p>
-        </w:tc>
-      </w:tr>
-      <w:tr>
-        <w:tc>
-          <w:tcPr>
-            <w:tcW w:type="dxa" w:w="1337"/>
-            <w:vAlign w:val="center"/>
-          </w:tcPr>
-          <w:p>
-            <w:r>
-              <w:t>mpi</w:t>
-            </w:r>
-          </w:p>
-        </w:tc>
-        <w:tc>
-          <w:tcPr>
-            <w:tcW w:type="dxa" w:w="1337"/>
-            <w:vAlign w:val="center"/>
-          </w:tcPr>
-          <w:p>
-            <w:r>
-              <w:t>64</w:t>
-            </w:r>
-          </w:p>
-        </w:tc>
-        <w:tc>
-          <w:tcPr>
-            <w:tcW w:type="dxa" w:w="1337"/>
-            <w:vAlign w:val="center"/>
-          </w:tcPr>
-          <w:p>
-            <w:r>
-              <w:t>48</w:t>
-            </w:r>
-          </w:p>
-        </w:tc>
-        <w:tc>
-          <w:tcPr>
-            <w:tcW w:type="dxa" w:w="1337"/>
-            <w:vAlign w:val="center"/>
-          </w:tcPr>
-          <w:p>
-            <w:r>
-              <w:t>32</w:t>
-            </w:r>
-          </w:p>
-        </w:tc>
-        <w:tc>
-          <w:tcPr>
-            <w:tcW w:type="dxa" w:w="1337"/>
-            <w:vAlign w:val="center"/>
-          </w:tcPr>
-          <w:p>
-            <w:r>
-              <w:t>2</w:t>
-            </w:r>
-          </w:p>
-        </w:tc>
-        <w:tc>
-          <w:tcPr>
-            <w:tcW w:type="dxa" w:w="1337"/>
-            <w:vAlign w:val="center"/>
-          </w:tcPr>
-          <w:p>
-            <w:r>
-              <w:t>1</w:t>
-            </w:r>
-          </w:p>
-        </w:tc>
-        <w:tc>
-          <w:tcPr>
-            <w:tcW w:type="dxa" w:w="1337"/>
-            <w:vAlign w:val="center"/>
-          </w:tcPr>
-          <w:p>
-            <w:r>
-              <w:t>OK</w:t>
-            </w:r>
-          </w:p>
-        </w:tc>
-      </w:tr>
-      <w:tr>
-        <w:tc>
-          <w:tcPr>
-            <w:tcW w:type="dxa" w:w="1337"/>
-            <w:vAlign w:val="center"/>
-          </w:tcPr>
-          <w:p>
-            <w:r>
-              <w:t>mpi</w:t>
-            </w:r>
-          </w:p>
-        </w:tc>
-        <w:tc>
-          <w:tcPr>
-            <w:tcW w:type="dxa" w:w="1337"/>
-            <w:vAlign w:val="center"/>
-          </w:tcPr>
-          <w:p>
-            <w:r>
-              <w:t>64</w:t>
-            </w:r>
-          </w:p>
-        </w:tc>
-        <w:tc>
-          <w:tcPr>
-            <w:tcW w:type="dxa" w:w="1337"/>
-            <w:vAlign w:val="center"/>
-          </w:tcPr>
-          <w:p>
-            <w:r>
-              <w:t>48</w:t>
-            </w:r>
-          </w:p>
-        </w:tc>
-        <w:tc>
-          <w:tcPr>
-            <w:tcW w:type="dxa" w:w="1337"/>
-            <w:vAlign w:val="center"/>
-          </w:tcPr>
-          <w:p>
-            <w:r>
-              <w:t>32</w:t>
-            </w:r>
-          </w:p>
-        </w:tc>
-        <w:tc>
-          <w:tcPr>
-            <w:tcW w:type="dxa" w:w="1337"/>
-            <w:vAlign w:val="center"/>
-          </w:tcPr>
-          <w:p>
-            <w:r>
-              <w:t>4</w:t>
-            </w:r>
-          </w:p>
-        </w:tc>
-        <w:tc>
-          <w:tcPr>
-            <w:tcW w:type="dxa" w:w="1337"/>
-            <w:vAlign w:val="center"/>
-          </w:tcPr>
-          <w:p>
-            <w:r>
-              <w:t>1</w:t>
-            </w:r>
-          </w:p>
-        </w:tc>
-        <w:tc>
-          <w:tcPr>
-            <w:tcW w:type="dxa" w:w="1337"/>
-            <w:vAlign w:val="center"/>
-          </w:tcPr>
-          <w:p>
-            <w:r>
-              <w:t>OK</w:t>
-            </w:r>
-          </w:p>
-        </w:tc>
-      </w:tr>
-      <w:tr>
-        <w:tc>
-          <w:tcPr>
-            <w:tcW w:type="dxa" w:w="1337"/>
-            <w:vAlign w:val="center"/>
-          </w:tcPr>
-          <w:p>
-            <w:r>
-              <w:t>mpi_2d</w:t>
-            </w:r>
-          </w:p>
-        </w:tc>
-        <w:tc>
-          <w:tcPr>
-            <w:tcW w:type="dxa" w:w="1337"/>
-            <w:vAlign w:val="center"/>
-          </w:tcPr>
-          <w:p>
-            <w:r>
-              <w:t>64</w:t>
-            </w:r>
-          </w:p>
-        </w:tc>
-        <w:tc>
-          <w:tcPr>
-            <w:tcW w:type="dxa" w:w="1337"/>
-            <w:vAlign w:val="center"/>
-          </w:tcPr>
-          <w:p>
-            <w:r>
-              <w:t>48</w:t>
-            </w:r>
-          </w:p>
-        </w:tc>
-        <w:tc>
-          <w:tcPr>
-            <w:tcW w:type="dxa" w:w="1337"/>
-            <w:vAlign w:val="center"/>
-          </w:tcPr>
-          <w:p>
-            <w:r>
-              <w:t>32</w:t>
-            </w:r>
-          </w:p>
-        </w:tc>
-        <w:tc>
-          <w:tcPr>
-            <w:tcW w:type="dxa" w:w="1337"/>
-            <w:vAlign w:val="center"/>
-          </w:tcPr>
-          <w:p>
-            <w:r>
-              <w:t>1</w:t>
-            </w:r>
-          </w:p>
-        </w:tc>
-        <w:tc>
-          <w:tcPr>
-            <w:tcW w:type="dxa" w:w="1337"/>
-            <w:vAlign w:val="center"/>
-          </w:tcPr>
-          <w:p>
-            <w:r>
-              <w:t>1</w:t>
-            </w:r>
-          </w:p>
-        </w:tc>
-        <w:tc>
-          <w:tcPr>
-            <w:tcW w:type="dxa" w:w="1337"/>
-            <w:vAlign w:val="center"/>
-          </w:tcPr>
-          <w:p>
-            <w:r>
-              <w:t>OK</w:t>
-            </w:r>
-          </w:p>
-        </w:tc>
-      </w:tr>
-      <w:tr>
-        <w:tc>
-          <w:tcPr>
-            <w:tcW w:type="dxa" w:w="1337"/>
-            <w:vAlign w:val="center"/>
-          </w:tcPr>
-          <w:p>
-            <w:r>
-              <w:t>mpi_2d</w:t>
-            </w:r>
-          </w:p>
-        </w:tc>
-        <w:tc>
-          <w:tcPr>
-            <w:tcW w:type="dxa" w:w="1337"/>
-            <w:vAlign w:val="center"/>
-          </w:tcPr>
-          <w:p>
-            <w:r>
-              <w:t>64</w:t>
-            </w:r>
-          </w:p>
-        </w:tc>
-        <w:tc>
-          <w:tcPr>
-            <w:tcW w:type="dxa" w:w="1337"/>
-            <w:vAlign w:val="center"/>
-          </w:tcPr>
-          <w:p>
-            <w:r>
-              <w:t>48</w:t>
-            </w:r>
-          </w:p>
-        </w:tc>
-        <w:tc>
-          <w:tcPr>
-            <w:tcW w:type="dxa" w:w="1337"/>
-            <w:vAlign w:val="center"/>
-          </w:tcPr>
-          <w:p>
-            <w:r>
-              <w:t>32</w:t>
-            </w:r>
-          </w:p>
-        </w:tc>
-        <w:tc>
-          <w:tcPr>
-            <w:tcW w:type="dxa" w:w="1337"/>
-            <w:vAlign w:val="center"/>
-          </w:tcPr>
-          <w:p>
-            <w:r>
-              <w:t>2</w:t>
-            </w:r>
-          </w:p>
-        </w:tc>
-        <w:tc>
-          <w:tcPr>
-            <w:tcW w:type="dxa" w:w="1337"/>
-            <w:vAlign w:val="center"/>
-          </w:tcPr>
-          <w:p>
-            <w:r>
-              <w:t>1</w:t>
-            </w:r>
-          </w:p>
-        </w:tc>
-        <w:tc>
-          <w:tcPr>
-            <w:tcW w:type="dxa" w:w="1337"/>
-            <w:vAlign w:val="center"/>
-          </w:tcPr>
-          <w:p>
-            <w:r>
-              <w:t>OK</w:t>
-            </w:r>
-          </w:p>
-        </w:tc>
-      </w:tr>
-      <w:tr>
-        <w:tc>
-          <w:tcPr>
-            <w:tcW w:type="dxa" w:w="1337"/>
-            <w:vAlign w:val="center"/>
-          </w:tcPr>
-          <w:p>
-            <w:r>
-              <w:t>mpi_2d</w:t>
-            </w:r>
-          </w:p>
-        </w:tc>
-        <w:tc>
-          <w:tcPr>
-            <w:tcW w:type="dxa" w:w="1337"/>
-            <w:vAlign w:val="center"/>
-          </w:tcPr>
-          <w:p>
-            <w:r>
-              <w:t>64</w:t>
-            </w:r>
-          </w:p>
-        </w:tc>
-        <w:tc>
-          <w:tcPr>
-            <w:tcW w:type="dxa" w:w="1337"/>
-            <w:vAlign w:val="center"/>
-          </w:tcPr>
-          <w:p>
-            <w:r>
-              <w:t>48</w:t>
-            </w:r>
-          </w:p>
-        </w:tc>
-        <w:tc>
-          <w:tcPr>
-            <w:tcW w:type="dxa" w:w="1337"/>
-            <w:vAlign w:val="center"/>
-          </w:tcPr>
-          <w:p>
-            <w:r>
-              <w:t>32</w:t>
-            </w:r>
-          </w:p>
-        </w:tc>
-        <w:tc>
-          <w:tcPr>
-            <w:tcW w:type="dxa" w:w="1337"/>
-            <w:vAlign w:val="center"/>
-          </w:tcPr>
-          <w:p>
-            <w:r>
-              <w:t>4</w:t>
-            </w:r>
-          </w:p>
-        </w:tc>
-        <w:tc>
-          <w:tcPr>
-            <w:tcW w:type="dxa" w:w="1337"/>
-            <w:vAlign w:val="center"/>
-          </w:tcPr>
-          <w:p>
-            <w:r>
-              <w:t>1</w:t>
-            </w:r>
-          </w:p>
-        </w:tc>
-        <w:tc>
-          <w:tcPr>
-            <w:tcW w:type="dxa" w:w="1337"/>
-            <w:vAlign w:val="center"/>
-          </w:tcPr>
-          <w:p>
-            <w:r>
-              <w:t>OK</w:t>
-            </w:r>
-          </w:p>
-        </w:tc>
-      </w:tr>
-      <w:tr>
-        <w:tc>
-          <w:tcPr>
-            <w:tcW w:type="dxa" w:w="1337"/>
-            <w:vAlign w:val="center"/>
-          </w:tcPr>
-          <w:p>
-            <w:r>
-              <w:t>mpi_tiled</w:t>
-            </w:r>
-          </w:p>
-        </w:tc>
-        <w:tc>
-          <w:tcPr>
-            <w:tcW w:type="dxa" w:w="1337"/>
-            <w:vAlign w:val="center"/>
-          </w:tcPr>
-          <w:p>
-            <w:r>
-              <w:t>64</w:t>
-            </w:r>
-          </w:p>
-        </w:tc>
-        <w:tc>
-          <w:tcPr>
-            <w:tcW w:type="dxa" w:w="1337"/>
-            <w:vAlign w:val="center"/>
-          </w:tcPr>
-          <w:p>
-            <w:r>
-              <w:t>48</w:t>
-            </w:r>
-          </w:p>
-        </w:tc>
-        <w:tc>
-          <w:tcPr>
-            <w:tcW w:type="dxa" w:w="1337"/>
-            <w:vAlign w:val="center"/>
-          </w:tcPr>
-          <w:p>
-            <w:r>
-              <w:t>32</w:t>
-            </w:r>
-          </w:p>
-        </w:tc>
-        <w:tc>
-          <w:tcPr>
-            <w:tcW w:type="dxa" w:w="1337"/>
-            <w:vAlign w:val="center"/>
-          </w:tcPr>
-          <w:p>
-            <w:r>
-              <w:t>1</w:t>
-            </w:r>
-          </w:p>
-        </w:tc>
-        <w:tc>
-          <w:tcPr>
-            <w:tcW w:type="dxa" w:w="1337"/>
-            <w:vAlign w:val="center"/>
-          </w:tcPr>
-          <w:p>
-            <w:r>
-              <w:t>1</w:t>
-            </w:r>
-          </w:p>
-        </w:tc>
-        <w:tc>
-          <w:tcPr>
-            <w:tcW w:type="dxa" w:w="1337"/>
-            <w:vAlign w:val="center"/>
-          </w:tcPr>
-          <w:p>
-            <w:r>
-              <w:t>OK</w:t>
-            </w:r>
-          </w:p>
-        </w:tc>
-      </w:tr>
-      <w:tr>
-        <w:tc>
-          <w:tcPr>
-            <w:tcW w:type="dxa" w:w="1337"/>
-            <w:vAlign w:val="center"/>
-          </w:tcPr>
-          <w:p>
-            <w:r>
-              <w:t>mpi_tiled</w:t>
-            </w:r>
-          </w:p>
-        </w:tc>
-        <w:tc>
-          <w:tcPr>
-            <w:tcW w:type="dxa" w:w="1337"/>
-            <w:vAlign w:val="center"/>
-          </w:tcPr>
-          <w:p>
-            <w:r>
-              <w:t>64</w:t>
-            </w:r>
-          </w:p>
-        </w:tc>
-        <w:tc>
-          <w:tcPr>
-            <w:tcW w:type="dxa" w:w="1337"/>
-            <w:vAlign w:val="center"/>
-          </w:tcPr>
-          <w:p>
-            <w:r>
-              <w:t>48</w:t>
-            </w:r>
-          </w:p>
-        </w:tc>
-        <w:tc>
-          <w:tcPr>
-            <w:tcW w:type="dxa" w:w="1337"/>
-            <w:vAlign w:val="center"/>
-          </w:tcPr>
-          <w:p>
-            <w:r>
-              <w:t>32</w:t>
-            </w:r>
-          </w:p>
-        </w:tc>
-        <w:tc>
-          <w:tcPr>
-            <w:tcW w:type="dxa" w:w="1337"/>
-            <w:vAlign w:val="center"/>
-          </w:tcPr>
-          <w:p>
-            <w:r>
-              <w:t>2</w:t>
-            </w:r>
-          </w:p>
-        </w:tc>
-        <w:tc>
-          <w:tcPr>
-            <w:tcW w:type="dxa" w:w="1337"/>
-            <w:vAlign w:val="center"/>
-          </w:tcPr>
-          <w:p>
-            <w:r>
-              <w:t>1</w:t>
-            </w:r>
-          </w:p>
-        </w:tc>
-        <w:tc>
-          <w:tcPr>
-            <w:tcW w:type="dxa" w:w="1337"/>
-            <w:vAlign w:val="center"/>
-          </w:tcPr>
-          <w:p>
-            <w:r>
-              <w:t>OK</w:t>
-            </w:r>
-          </w:p>
-        </w:tc>
-      </w:tr>
-    </w:tbl>
-    <w:p>
-      <w:pPr>
-        <w:pStyle w:val="Heading1"/>
-      </w:pPr>
-      <w:r>
-        <w:rPr>
-          <w:color w:val="2E74B5"/>
-        </w:rPr>
-        <w:t>5. Ket luan va phu luc nop bai</w:t>
-      </w:r>
-    </w:p>
-    <w:p>
-      <w:pPr>
-        <w:spacing w:after="120" w:line="264" w:lineRule="auto"/>
-      </w:pPr>
-      <w:r>
-        <w:t>Do an da xay dung chuong trinh C + MPI gon, de giai thich, co ban tuan tu, ban song song, benchmark script va evidence checksum/sample. Cac ket qua 3 node se duoc cap nhat sau khi co du 3 may Linux that trong cung LAN/Wi-Fi.</w:t>
+        <w:t>Hình 4. Efficiency tương đối theo mốc p4.</w:t>
       </w:r>
     </w:p>
     <w:p>
@@ -3642,36 +1751,839 @@
         <w:rPr>
           <w:color w:val="2E74B5"/>
         </w:rPr>
-        <w:t>Phu luc: lenh chay mau</w:t>
+        <w:t>5. Kiểm tra đúng đắn và phân tích</w:t>
+      </w:r>
+    </w:p>
+    <w:tbl>
+      <w:tblPr>
+        <w:tblStyle w:val="TableGrid"/>
+        <w:tblW w:type="auto" w:w="0"/>
+        <w:tblLook w:firstColumn="1" w:firstRow="1" w:lastColumn="0" w:lastRow="0" w:noHBand="0" w:noVBand="1" w:val="04A0"/>
+      </w:tblPr>
+      <w:tblGrid>
+        <w:gridCol w:w="1958"/>
+        <w:gridCol w:w="1958"/>
+        <w:gridCol w:w="1958"/>
+        <w:gridCol w:w="1958"/>
+        <w:gridCol w:w="1958"/>
+      </w:tblGrid>
+      <w:tr>
+        <w:tc>
+          <w:tcPr>
+            <w:tcW w:type="dxa" w:w="1958"/>
+            <w:vAlign w:val="center"/>
+            <w:shd w:fill="EAF1F8"/>
+          </w:tcPr>
+          <w:p>
+            <w:r/>
+            <w:r>
+              <w:rPr>
+                <w:b/>
+              </w:rPr>
+              <w:t>Variant</w:t>
+            </w:r>
+          </w:p>
+        </w:tc>
+        <w:tc>
+          <w:tcPr>
+            <w:tcW w:type="dxa" w:w="1958"/>
+            <w:vAlign w:val="center"/>
+            <w:shd w:fill="EAF1F8"/>
+          </w:tcPr>
+          <w:p>
+            <w:r/>
+            <w:r>
+              <w:rPr>
+                <w:b/>
+              </w:rPr>
+              <w:t>Shape</w:t>
+            </w:r>
+          </w:p>
+        </w:tc>
+        <w:tc>
+          <w:tcPr>
+            <w:tcW w:type="dxa" w:w="1958"/>
+            <w:vAlign w:val="center"/>
+            <w:shd w:fill="EAF1F8"/>
+          </w:tcPr>
+          <w:p>
+            <w:r/>
+            <w:r>
+              <w:rPr>
+                <w:b/>
+              </w:rPr>
+              <w:t>P</w:t>
+            </w:r>
+          </w:p>
+        </w:tc>
+        <w:tc>
+          <w:tcPr>
+            <w:tcW w:type="dxa" w:w="1958"/>
+            <w:vAlign w:val="center"/>
+            <w:shd w:fill="EAF1F8"/>
+          </w:tcPr>
+          <w:p>
+            <w:r/>
+            <w:r>
+              <w:rPr>
+                <w:b/>
+              </w:rPr>
+              <w:t>Nodes</w:t>
+            </w:r>
+          </w:p>
+        </w:tc>
+        <w:tc>
+          <w:tcPr>
+            <w:tcW w:type="dxa" w:w="1958"/>
+            <w:vAlign w:val="center"/>
+            <w:shd w:fill="EAF1F8"/>
+          </w:tcPr>
+          <w:p>
+            <w:r/>
+            <w:r>
+              <w:rPr>
+                <w:b/>
+              </w:rPr>
+              <w:t>Checksum status</w:t>
+            </w:r>
+          </w:p>
+        </w:tc>
+      </w:tr>
+      <w:tr>
+        <w:tc>
+          <w:tcPr>
+            <w:tcW w:type="dxa" w:w="1958"/>
+            <w:vAlign w:val="center"/>
+          </w:tcPr>
+          <w:p>
+            <w:r/>
+            <w:r>
+              <w:rPr>
+                <w:b w:val="0"/>
+              </w:rPr>
+              <w:t>mpi_2d</w:t>
+            </w:r>
+          </w:p>
+        </w:tc>
+        <w:tc>
+          <w:tcPr>
+            <w:tcW w:type="dxa" w:w="1958"/>
+            <w:vAlign w:val="center"/>
+          </w:tcPr>
+          <w:p>
+            <w:r/>
+            <w:r>
+              <w:rPr>
+                <w:b w:val="0"/>
+              </w:rPr>
+              <w:t>10000x10000x10000</w:t>
+            </w:r>
+          </w:p>
+        </w:tc>
+        <w:tc>
+          <w:tcPr>
+            <w:tcW w:type="dxa" w:w="1958"/>
+            <w:vAlign w:val="center"/>
+          </w:tcPr>
+          <w:p>
+            <w:r/>
+            <w:r>
+              <w:rPr>
+                <w:b w:val="0"/>
+              </w:rPr>
+              <w:t>4</w:t>
+            </w:r>
+          </w:p>
+        </w:tc>
+        <w:tc>
+          <w:tcPr>
+            <w:tcW w:type="dxa" w:w="1958"/>
+            <w:vAlign w:val="center"/>
+          </w:tcPr>
+          <w:p>
+            <w:r/>
+            <w:r>
+              <w:rPr>
+                <w:b w:val="0"/>
+              </w:rPr>
+              <w:t>3</w:t>
+            </w:r>
+          </w:p>
+        </w:tc>
+        <w:tc>
+          <w:tcPr>
+            <w:tcW w:type="dxa" w:w="1958"/>
+            <w:vAlign w:val="center"/>
+          </w:tcPr>
+          <w:p>
+            <w:r/>
+            <w:r>
+              <w:rPr>
+                <w:b w:val="0"/>
+              </w:rPr>
+              <w:t>OK</w:t>
+            </w:r>
+          </w:p>
+        </w:tc>
+      </w:tr>
+      <w:tr>
+        <w:tc>
+          <w:tcPr>
+            <w:tcW w:type="dxa" w:w="1958"/>
+            <w:vAlign w:val="center"/>
+          </w:tcPr>
+          <w:p>
+            <w:r/>
+            <w:r>
+              <w:rPr>
+                <w:b w:val="0"/>
+              </w:rPr>
+              <w:t>mpi_2d</w:t>
+            </w:r>
+          </w:p>
+        </w:tc>
+        <w:tc>
+          <w:tcPr>
+            <w:tcW w:type="dxa" w:w="1958"/>
+            <w:vAlign w:val="center"/>
+          </w:tcPr>
+          <w:p>
+            <w:r/>
+            <w:r>
+              <w:rPr>
+                <w:b w:val="0"/>
+              </w:rPr>
+              <w:t>10000x10000x10000</w:t>
+            </w:r>
+          </w:p>
+        </w:tc>
+        <w:tc>
+          <w:tcPr>
+            <w:tcW w:type="dxa" w:w="1958"/>
+            <w:vAlign w:val="center"/>
+          </w:tcPr>
+          <w:p>
+            <w:r/>
+            <w:r>
+              <w:rPr>
+                <w:b w:val="0"/>
+              </w:rPr>
+              <w:t>9</w:t>
+            </w:r>
+          </w:p>
+        </w:tc>
+        <w:tc>
+          <w:tcPr>
+            <w:tcW w:type="dxa" w:w="1958"/>
+            <w:vAlign w:val="center"/>
+          </w:tcPr>
+          <w:p>
+            <w:r/>
+            <w:r>
+              <w:rPr>
+                <w:b w:val="0"/>
+              </w:rPr>
+              <w:t>3</w:t>
+            </w:r>
+          </w:p>
+        </w:tc>
+        <w:tc>
+          <w:tcPr>
+            <w:tcW w:type="dxa" w:w="1958"/>
+            <w:vAlign w:val="center"/>
+          </w:tcPr>
+          <w:p>
+            <w:r/>
+            <w:r>
+              <w:rPr>
+                <w:b w:val="0"/>
+              </w:rPr>
+              <w:t>OK</w:t>
+            </w:r>
+          </w:p>
+        </w:tc>
+      </w:tr>
+      <w:tr>
+        <w:tc>
+          <w:tcPr>
+            <w:tcW w:type="dxa" w:w="1958"/>
+            <w:vAlign w:val="center"/>
+          </w:tcPr>
+          <w:p>
+            <w:r/>
+            <w:r>
+              <w:rPr>
+                <w:b w:val="0"/>
+              </w:rPr>
+              <w:t>mpi_2d</w:t>
+            </w:r>
+          </w:p>
+        </w:tc>
+        <w:tc>
+          <w:tcPr>
+            <w:tcW w:type="dxa" w:w="1958"/>
+            <w:vAlign w:val="center"/>
+          </w:tcPr>
+          <w:p>
+            <w:r/>
+            <w:r>
+              <w:rPr>
+                <w:b w:val="0"/>
+              </w:rPr>
+              <w:t>10000x10000x10000</w:t>
+            </w:r>
+          </w:p>
+        </w:tc>
+        <w:tc>
+          <w:tcPr>
+            <w:tcW w:type="dxa" w:w="1958"/>
+            <w:vAlign w:val="center"/>
+          </w:tcPr>
+          <w:p>
+            <w:r/>
+            <w:r>
+              <w:rPr>
+                <w:b w:val="0"/>
+              </w:rPr>
+              <w:t>12</w:t>
+            </w:r>
+          </w:p>
+        </w:tc>
+        <w:tc>
+          <w:tcPr>
+            <w:tcW w:type="dxa" w:w="1958"/>
+            <w:vAlign w:val="center"/>
+          </w:tcPr>
+          <w:p>
+            <w:r/>
+            <w:r>
+              <w:rPr>
+                <w:b w:val="0"/>
+              </w:rPr>
+              <w:t>3</w:t>
+            </w:r>
+          </w:p>
+        </w:tc>
+        <w:tc>
+          <w:tcPr>
+            <w:tcW w:type="dxa" w:w="1958"/>
+            <w:vAlign w:val="center"/>
+          </w:tcPr>
+          <w:p>
+            <w:r/>
+            <w:r>
+              <w:rPr>
+                <w:b w:val="0"/>
+              </w:rPr>
+              <w:t>OK</w:t>
+            </w:r>
+          </w:p>
+        </w:tc>
+      </w:tr>
+      <w:tr>
+        <w:tc>
+          <w:tcPr>
+            <w:tcW w:type="dxa" w:w="1958"/>
+            <w:vAlign w:val="center"/>
+          </w:tcPr>
+          <w:p>
+            <w:r/>
+            <w:r>
+              <w:rPr>
+                <w:b w:val="0"/>
+              </w:rPr>
+              <w:t>mpi_2d</w:t>
+            </w:r>
+          </w:p>
+        </w:tc>
+        <w:tc>
+          <w:tcPr>
+            <w:tcW w:type="dxa" w:w="1958"/>
+            <w:vAlign w:val="center"/>
+          </w:tcPr>
+          <w:p>
+            <w:r/>
+            <w:r>
+              <w:rPr>
+                <w:b w:val="0"/>
+              </w:rPr>
+              <w:t>10000x10000x10000</w:t>
+            </w:r>
+          </w:p>
+        </w:tc>
+        <w:tc>
+          <w:tcPr>
+            <w:tcW w:type="dxa" w:w="1958"/>
+            <w:vAlign w:val="center"/>
+          </w:tcPr>
+          <w:p>
+            <w:r/>
+            <w:r>
+              <w:rPr>
+                <w:b w:val="0"/>
+              </w:rPr>
+              <w:t>16</w:t>
+            </w:r>
+          </w:p>
+        </w:tc>
+        <w:tc>
+          <w:tcPr>
+            <w:tcW w:type="dxa" w:w="1958"/>
+            <w:vAlign w:val="center"/>
+          </w:tcPr>
+          <w:p>
+            <w:r/>
+            <w:r>
+              <w:rPr>
+                <w:b w:val="0"/>
+              </w:rPr>
+              <w:t>3</w:t>
+            </w:r>
+          </w:p>
+        </w:tc>
+        <w:tc>
+          <w:tcPr>
+            <w:tcW w:type="dxa" w:w="1958"/>
+            <w:vAlign w:val="center"/>
+          </w:tcPr>
+          <w:p>
+            <w:r/>
+            <w:r>
+              <w:rPr>
+                <w:b w:val="0"/>
+              </w:rPr>
+              <w:t>OK</w:t>
+            </w:r>
+          </w:p>
+        </w:tc>
+      </w:tr>
+      <w:tr>
+        <w:tc>
+          <w:tcPr>
+            <w:tcW w:type="dxa" w:w="1958"/>
+            <w:vAlign w:val="center"/>
+          </w:tcPr>
+          <w:p>
+            <w:r/>
+            <w:r>
+              <w:rPr>
+                <w:b w:val="0"/>
+              </w:rPr>
+              <w:t>mpi_2d</w:t>
+            </w:r>
+          </w:p>
+        </w:tc>
+        <w:tc>
+          <w:tcPr>
+            <w:tcW w:type="dxa" w:w="1958"/>
+            <w:vAlign w:val="center"/>
+          </w:tcPr>
+          <w:p>
+            <w:r/>
+            <w:r>
+              <w:rPr>
+                <w:b w:val="0"/>
+              </w:rPr>
+              <w:t>10000x10000x10000</w:t>
+            </w:r>
+          </w:p>
+        </w:tc>
+        <w:tc>
+          <w:tcPr>
+            <w:tcW w:type="dxa" w:w="1958"/>
+            <w:vAlign w:val="center"/>
+          </w:tcPr>
+          <w:p>
+            <w:r/>
+            <w:r>
+              <w:rPr>
+                <w:b w:val="0"/>
+              </w:rPr>
+              <w:t>25</w:t>
+            </w:r>
+          </w:p>
+        </w:tc>
+        <w:tc>
+          <w:tcPr>
+            <w:tcW w:type="dxa" w:w="1958"/>
+            <w:vAlign w:val="center"/>
+          </w:tcPr>
+          <w:p>
+            <w:r/>
+            <w:r>
+              <w:rPr>
+                <w:b w:val="0"/>
+              </w:rPr>
+              <w:t>3</w:t>
+            </w:r>
+          </w:p>
+        </w:tc>
+        <w:tc>
+          <w:tcPr>
+            <w:tcW w:type="dxa" w:w="1958"/>
+            <w:vAlign w:val="center"/>
+          </w:tcPr>
+          <w:p>
+            <w:r/>
+            <w:r>
+              <w:rPr>
+                <w:b w:val="0"/>
+              </w:rPr>
+              <w:t>OK</w:t>
+            </w:r>
+          </w:p>
+        </w:tc>
+      </w:tr>
+      <w:tr>
+        <w:tc>
+          <w:tcPr>
+            <w:tcW w:type="dxa" w:w="1958"/>
+            <w:vAlign w:val="center"/>
+          </w:tcPr>
+          <w:p>
+            <w:r/>
+            <w:r>
+              <w:rPr>
+                <w:b w:val="0"/>
+              </w:rPr>
+              <w:t>mpi_2d</w:t>
+            </w:r>
+          </w:p>
+        </w:tc>
+        <w:tc>
+          <w:tcPr>
+            <w:tcW w:type="dxa" w:w="1958"/>
+            <w:vAlign w:val="center"/>
+          </w:tcPr>
+          <w:p>
+            <w:r/>
+            <w:r>
+              <w:rPr>
+                <w:b w:val="0"/>
+              </w:rPr>
+              <w:t>10000x10000x10000</w:t>
+            </w:r>
+          </w:p>
+        </w:tc>
+        <w:tc>
+          <w:tcPr>
+            <w:tcW w:type="dxa" w:w="1958"/>
+            <w:vAlign w:val="center"/>
+          </w:tcPr>
+          <w:p>
+            <w:r/>
+            <w:r>
+              <w:rPr>
+                <w:b w:val="0"/>
+              </w:rPr>
+              <w:t>36</w:t>
+            </w:r>
+          </w:p>
+        </w:tc>
+        <w:tc>
+          <w:tcPr>
+            <w:tcW w:type="dxa" w:w="1958"/>
+            <w:vAlign w:val="center"/>
+          </w:tcPr>
+          <w:p>
+            <w:r/>
+            <w:r>
+              <w:rPr>
+                <w:b w:val="0"/>
+              </w:rPr>
+              <w:t>3</w:t>
+            </w:r>
+          </w:p>
+        </w:tc>
+        <w:tc>
+          <w:tcPr>
+            <w:tcW w:type="dxa" w:w="1958"/>
+            <w:vAlign w:val="center"/>
+          </w:tcPr>
+          <w:p>
+            <w:r/>
+            <w:r>
+              <w:rPr>
+                <w:b w:val="0"/>
+              </w:rPr>
+              <w:t>OK</w:t>
+            </w:r>
+          </w:p>
+        </w:tc>
+      </w:tr>
+      <w:tr>
+        <w:tc>
+          <w:tcPr>
+            <w:tcW w:type="dxa" w:w="1958"/>
+            <w:vAlign w:val="center"/>
+          </w:tcPr>
+          <w:p>
+            <w:r/>
+            <w:r>
+              <w:rPr>
+                <w:b w:val="0"/>
+              </w:rPr>
+              <w:t>mpi_2d</w:t>
+            </w:r>
+          </w:p>
+        </w:tc>
+        <w:tc>
+          <w:tcPr>
+            <w:tcW w:type="dxa" w:w="1958"/>
+            <w:vAlign w:val="center"/>
+          </w:tcPr>
+          <w:p>
+            <w:r/>
+            <w:r>
+              <w:rPr>
+                <w:b w:val="0"/>
+              </w:rPr>
+              <w:t>10000x10000x10000</w:t>
+            </w:r>
+          </w:p>
+        </w:tc>
+        <w:tc>
+          <w:tcPr>
+            <w:tcW w:type="dxa" w:w="1958"/>
+            <w:vAlign w:val="center"/>
+          </w:tcPr>
+          <w:p>
+            <w:r/>
+            <w:r>
+              <w:rPr>
+                <w:b w:val="0"/>
+              </w:rPr>
+              <w:t>44</w:t>
+            </w:r>
+          </w:p>
+        </w:tc>
+        <w:tc>
+          <w:tcPr>
+            <w:tcW w:type="dxa" w:w="1958"/>
+            <w:vAlign w:val="center"/>
+          </w:tcPr>
+          <w:p>
+            <w:r/>
+            <w:r>
+              <w:rPr>
+                <w:b w:val="0"/>
+              </w:rPr>
+              <w:t>3</w:t>
+            </w:r>
+          </w:p>
+        </w:tc>
+        <w:tc>
+          <w:tcPr>
+            <w:tcW w:type="dxa" w:w="1958"/>
+            <w:vAlign w:val="center"/>
+          </w:tcPr>
+          <w:p>
+            <w:r/>
+            <w:r>
+              <w:rPr>
+                <w:b w:val="0"/>
+              </w:rPr>
+              <w:t>OK</w:t>
+            </w:r>
+          </w:p>
+        </w:tc>
+      </w:tr>
+    </w:tbl>
+    <w:p/>
+    <w:p>
+      <w:pPr>
+        <w:spacing w:after="120" w:line="259" w:lineRule="auto"/>
+      </w:pPr>
+      <w:r>
+        <w:t>Tất cả cấu hình trong sweep có cùng checksum hash c14405814301863a. Điều này chứng minh khác biệt runtime không đến từ sai dữ liệu đầu vào, bỏ sót rank hoặc sai layout 2D.</w:t>
       </w:r>
     </w:p>
     <w:p>
       <w:pPr>
-        <w:spacing w:after="120" w:line="264" w:lineRule="auto"/>
+        <w:spacing w:after="120" w:line="259" w:lineRule="auto"/>
       </w:pPr>
       <w:r>
-        <w:t>SHAPES="2048x2048x2048 4096x4096x4096" NP_LIST="1 2 4 8" bash scripts/run_benchmark.sh</w:t>
+        <w:t>p9 có best/min runtime tốt nhất vì nằm gần điểm cân bằng của hệ thống: đủ process để khai thác cả 3 node nhưng chưa tạo quá nhiều block và thông điệp. p12 rất gần p9, còn từ p16 trở lên overhead giao tiếp bắt đầu lớn hơn lợi ích compute.</w:t>
       </w:r>
     </w:p>
     <w:p>
       <w:pPr>
-        <w:spacing w:after="120" w:line="264" w:lineRule="auto"/>
+        <w:spacing w:after="120" w:line="259" w:lineRule="auto"/>
       </w:pPr>
       <w:r>
-        <w:t>Neu cluster du tai nguyen, co the them 16 vao NP_LIST.</w:t>
+        <w:t>p44 không nhanh nhất vì layout 4x11 chia nhiều cột, làm số block B, số buffer pack và số lần gửi tăng rõ rệt. Với thiết kế hiện tại, rank 0 tự pack/gửi tuần tự nên không khai thác hết lợi thế của 44 core.</w:t>
       </w:r>
     </w:p>
     <w:p>
       <w:pPr>
-        <w:spacing w:after="120" w:line="264" w:lineRule="auto"/>
+        <w:pStyle w:val="Heading1"/>
       </w:pPr>
       <w:r>
-        <w:t>HOSTFILE=config/hosts SHAPES="2048x2048x2048 4096x4096x4096" NODES_LIST="1 2 3" PPN=4 bash scripts/run_multinode.sh</w:t>
+        <w:rPr>
+          <w:color w:val="2E74B5"/>
+        </w:rPr>
+        <w:t>6. Hạn chế, hướng tối ưu và kết luận</w:t>
+      </w:r>
+    </w:p>
+    <w:p>
+      <w:pPr>
+        <w:pStyle w:val="ListBullet"/>
+        <w:spacing w:after="60"/>
+      </w:pPr>
+      <w:r>
+        <w:t>Hạn chế chính: rank 0 vẫn tập trung sinh dữ liệu, pack và gửi dữ liệu cho các rank.</w:t>
+      </w:r>
+    </w:p>
+    <w:p>
+      <w:pPr>
+        <w:pStyle w:val="ListBullet"/>
+        <w:spacing w:after="60"/>
+      </w:pPr>
+      <w:r>
+        <w:t>Môi trường WSL qua LAN/Wi-Fi không ổn định như cluster HPC thật; các thử nghiệm 15000/20000 bị Open MPI TCP timeout nên không dùng làm kết quả hiệu năng chính.</w:t>
+      </w:r>
+    </w:p>
+    <w:p>
+      <w:pPr>
+        <w:pStyle w:val="ListBullet"/>
+        <w:spacing w:after="60"/>
+      </w:pPr>
+      <w:r>
+        <w:t>Benchmark chính chưa có sweep đầy đủ 1/2/3 node và speedup chuẩn T(1)/T(p); báo cáo dùng scaling tương đối theo p4 và nêu rõ hạn chế này.</w:t>
+      </w:r>
+    </w:p>
+    <w:p>
+      <w:pPr>
+        <w:pStyle w:val="ListBullet"/>
+        <w:spacing w:after="60"/>
+      </w:pPr>
+      <w:r>
+        <w:t>Hướng tối ưu tiếp theo: dùng SUMMA hoặc broadcast panel theo communicator 2D, non-blocking MPI và sinh dữ liệu phân tán trực tiếp trên từng rank.</w:t>
+      </w:r>
+    </w:p>
+    <w:p>
+      <w:pPr>
+        <w:spacing w:after="120" w:line="259" w:lineRule="auto"/>
+      </w:pPr>
+      <w:r>
+        <w:t>Kết luận: chương trình đã có bản tuần tự, bản MPI chia hàng và bản mpi_2d theo lưới 2D. Trên benchmark chính, p9 có best/min runtime tốt nhất trong các cấu hình đã đo; p12 gần tương đương nhưng nên chạy lặp thêm để kết luận ổn định hơn; p44 chậm hơn do bottleneck giao tiếp. Kết quả checksum xác nhận tính đúng và tính tái lập.</w:t>
+      </w:r>
+    </w:p>
+    <w:p>
+      <w:pPr>
+        <w:pStyle w:val="Heading1"/>
+      </w:pPr>
+      <w:r>
+        <w:rPr>
+          <w:color w:val="2E74B5"/>
+        </w:rPr>
+        <w:t>Phụ lục: nguồn dữ liệu</w:t>
+      </w:r>
+    </w:p>
+    <w:p>
+      <w:pPr>
+        <w:pStyle w:val="ListBullet"/>
+        <w:spacing w:after="60"/>
+      </w:pPr>
+      <w:r>
+        <w:t>docs/report_10000/BaoCao_MPI_NhanMaTran_10000.pdf</w:t>
+      </w:r>
+    </w:p>
+    <w:p>
+      <w:pPr>
+        <w:pStyle w:val="ListBullet"/>
+        <w:spacing w:after="60"/>
+      </w:pPr>
+      <w:r>
+        <w:t>results/report_10000_process_sweep_raw.csv</w:t>
+      </w:r>
+    </w:p>
+    <w:p>
+      <w:pPr>
+        <w:pStyle w:val="ListBullet"/>
+        <w:spacing w:after="60"/>
+      </w:pPr>
+      <w:r>
+        <w:t>results/report_10000_process_sweep_summary.csv</w:t>
+      </w:r>
+    </w:p>
+    <w:p>
+      <w:pPr>
+        <w:pStyle w:val="ListBullet"/>
+        <w:spacing w:after="60"/>
+      </w:pPr>
+      <w:r>
+        <w:t>results/report_10000_process_sweep_checksum_summary.csv</w:t>
+      </w:r>
+    </w:p>
+    <w:p>
+      <w:pPr>
+        <w:pStyle w:val="ListBullet"/>
+        <w:spacing w:after="60"/>
+      </w:pPr>
+      <w:r>
+        <w:t>docs/report_10000/derived_process_metrics.csv</w:t>
+      </w:r>
+    </w:p>
+    <w:p>
+      <w:pPr>
+        <w:pStyle w:val="Heading1"/>
+      </w:pPr>
+      <w:r>
+        <w:rPr>
+          <w:color w:val="2E74B5"/>
+        </w:rPr>
+        <w:t>Tài liệu tham khảo</w:t>
+      </w:r>
+    </w:p>
+    <w:p>
+      <w:pPr>
+        <w:pStyle w:val="ListBullet"/>
+        <w:spacing w:after="60"/>
+      </w:pPr>
+      <w:r>
+        <w:t>Open MPI Project. Open MPI Documentation. https://docs.open-mpi.org/</w:t>
+      </w:r>
+    </w:p>
+    <w:p>
+      <w:pPr>
+        <w:pStyle w:val="ListBullet"/>
+        <w:spacing w:after="60"/>
+      </w:pPr>
+      <w:r>
+        <w:t>Open MPI Project. MPI_Dims_create manual page. https://docs.open-mpi.org/en/v5.0.3/man-openmpi/man3/MPI_Dims_create.3.html</w:t>
+      </w:r>
+    </w:p>
+    <w:p>
+      <w:pPr>
+        <w:pStyle w:val="ListBullet"/>
+        <w:spacing w:after="60"/>
+      </w:pPr>
+      <w:r>
+        <w:t>Robert A. van de Geijn và Jerrell Watts. SUMMA: Scalable Universal Matrix Multiplication Algorithm. https://www.netlib.org/lapack/lawnspdf/lawn96.pdf</w:t>
+      </w:r>
+    </w:p>
+    <w:p>
+      <w:pPr>
+        <w:pStyle w:val="ListBullet"/>
+        <w:spacing w:after="60"/>
+      </w:pPr>
+      <w:r>
+        <w:t>AMATH 483/583 High-Performance Scientific Computing. Lecture 20: Cannon's Algorithm. https://amath583.github.io/sp22/units/L20.html</w:t>
+      </w:r>
+    </w:p>
+    <w:p>
+      <w:pPr>
+        <w:pStyle w:val="ListBullet"/>
+        <w:spacing w:after="60"/>
+      </w:pPr>
+      <w:r>
+        <w:t>Đề bài báo cáo cuối kỳ học phần Tính toán hiệu năng cao, 2026.</w:t>
       </w:r>
     </w:p>
     <w:sectPr>
       <w:pgSz w:w="12240" w:h="15840"/>
-      <w:pgMar w:top="1440" w:right="1440" w:bottom="1440" w:left="1440" w:header="720" w:footer="720" w:gutter="0"/>
+      <w:pgMar w:top="1152" w:right="1224" w:bottom="1152" w:left="1224" w:header="720" w:footer="720" w:gutter="0"/>
       <w:cols w:space="720"/>
       <w:docGrid w:linePitch="360"/>
     </w:sectPr>
@@ -4044,7 +2956,7 @@
     <w:rsid w:val="00FC693F"/>
     <w:rPr>
       <w:rFonts w:ascii="Calibri" w:hAnsi="Calibri"/>
-      <w:sz w:val="22"/>
+      <w:sz w:val="21"/>
     </w:rPr>
   </w:style>
   <w:style w:type="paragraph" w:styleId="Header">

--- a/docs/BaoCao_DeTai1_NhanMaTran_MPI.docx
+++ b/docs/BaoCao_DeTai1_NhanMaTran_MPI.docx
@@ -49,7 +49,7 @@
         <w:spacing w:after="120" w:line="259" w:lineRule="auto"/>
       </w:pPr>
       <w:r>
-        <w:t>Đề tài xây dựng chương trình nhân ma trận lớn bằng C và Open MPI, gồm bản tuần tự và các bản song song để đánh giá hiệu năng khi thay đổi số process và số node.</w:t>
+        <w:t>Đề tài xây dựng chương trình nhân ma trận lớn bằng C++ và Open MPI, gồm bản tuần tự và các bản song song để đánh giá hiệu năng khi thay đổi số process và số node.</w:t>
       </w:r>
     </w:p>
     <w:p>
